--- a/format/md-22/04_Design_Analysis_Report_Template.docx
+++ b/format/md-22/04_Design_Analysis_Report_Template.docx
@@ -4,91 +4,75 @@
   <w:body>
     <w:p>
       <w:pPr>
-        <w:keepNext/>
-        <w:keepLines w:val="0"/>
-        <w:spacing w:before="0" w:after="60" w:line="252" w:lineRule="auto"/>
+        <w:spacing w:after="0" w:before="0" w:line="240" w:lineRule="auto"/>
         <w:jc w:val="center"/>
       </w:pPr>
       <w:r>
         <w:rPr>
-          <w:rFonts w:ascii="Times New Roman" w:hAnsi="Times New Roman" w:cs="Times New Roman"/>
+          <w:rFonts w:ascii="Times New Roman" w:hAnsi="Times New Roman" w:eastAsia="Times New Roman"/>
           <w:b/>
           <w:i w:val="0"/>
-          <w:vanish w:val="0"/>
-          <w:color w:val="000000"/>
-          <w:sz w:val="32"/>
+          <w:sz w:val="28"/>
         </w:rPr>
         <w:t>DESIGN ANALYSIS REPORT</w:t>
       </w:r>
     </w:p>
     <w:p>
       <w:pPr>
-        <w:keepNext/>
-        <w:keepLines w:val="0"/>
-        <w:spacing w:before="0" w:after="240" w:line="252" w:lineRule="auto"/>
+        <w:spacing w:after="100" w:before="0" w:line="240" w:lineRule="auto"/>
         <w:jc w:val="center"/>
       </w:pPr>
       <w:r>
         <w:rPr>
-          <w:rFonts w:ascii="Times New Roman" w:hAnsi="Times New Roman" w:cs="Times New Roman"/>
+          <w:rFonts w:ascii="Times New Roman" w:hAnsi="Times New Roman" w:eastAsia="Times New Roman"/>
           <w:b w:val="0"/>
           <w:i w:val="0"/>
-          <w:vanish w:val="0"/>
-          <w:color w:val="000000"/>
-          <w:sz w:val="22"/>
+          <w:sz w:val="21"/>
         </w:rPr>
         <w:t>Investigational Medical Device - Form MD-22</w:t>
       </w:r>
     </w:p>
     <w:tbl>
       <w:tblPr>
-        <w:tblW w:type="dxa" w:w="8906"/>
-        <w:jc w:val="left"/>
+        <w:tblW w:type="auto" w:w="0"/>
+        <w:jc w:val="center"/>
         <w:tblLayout w:type="fixed"/>
         <w:tblLook w:firstColumn="1" w:firstRow="1" w:lastColumn="0" w:lastRow="0" w:noHBand="0" w:noVBand="1" w:val="04A0"/>
-        <w:tblInd w:w="110" w:type="dxa"/>
+        <w:tblBorders>
+          <w:top w:val="single" w:sz="6" w:space="0" w:color="777777"/>
+          <w:left w:val="single" w:sz="6" w:space="0" w:color="777777"/>
+          <w:bottom w:val="single" w:sz="6" w:space="0" w:color="777777"/>
+          <w:right w:val="single" w:sz="6" w:space="0" w:color="777777"/>
+          <w:insideH w:val="single" w:sz="6" w:space="0" w:color="777777"/>
+          <w:insideV w:val="single" w:sz="6" w:space="0" w:color="777777"/>
+        </w:tblBorders>
+        <w:tblLayout w:type="fixed"/>
       </w:tblPr>
       <w:tblGrid>
-        <w:gridCol w:w="2300"/>
-        <w:gridCol w:w="6606"/>
+        <w:gridCol w:w="5328"/>
+        <w:gridCol w:w="5328"/>
       </w:tblGrid>
       <w:tr>
         <w:trPr>
-          <w:cantSplit w:val="true"/>
+          <w:cantSplit/>
         </w:trPr>
         <w:tc>
           <w:tcPr>
-            <w:tcW w:type="dxa" w:w="2300"/>
-            <w:tcMar>
-              <w:top w:w="90" w:type="dxa"/>
-              <w:start w:w="110" w:type="dxa"/>
-              <w:bottom w:w="90" w:type="dxa"/>
-              <w:end w:w="110" w:type="dxa"/>
-            </w:tcMar>
-            <w:tcBorders>
-              <w:top w:val="single" w:sz="6" w:space="0" w:color="808080"/>
-              <w:start w:val="single" w:sz="6" w:space="0" w:color="808080"/>
-              <w:bottom w:val="single" w:sz="6" w:space="0" w:color="808080"/>
-              <w:end w:val="single" w:sz="6" w:space="0" w:color="808080"/>
-              <w:insideH w:val="single" w:sz="6" w:space="0" w:color="808080"/>
-              <w:insideV w:val="single" w:sz="6" w:space="0" w:color="808080"/>
-            </w:tcBorders>
+            <w:tcW w:type="dxa" w:w="3240"/>
             <w:vAlign w:val="center"/>
-            <w:shd w:val="clear" w:color="auto" w:fill="F2F2F2"/>
+            <w:shd w:fill="EAEAEA"/>
           </w:tcPr>
           <w:p>
             <w:pPr>
-              <w:spacing w:before="0" w:after="0" w:line="252" w:lineRule="auto"/>
+              <w:spacing w:after="0" w:line="240" w:lineRule="auto"/>
               <w:jc w:val="left"/>
             </w:pPr>
             <w:r/>
             <w:r>
               <w:rPr>
-                <w:rFonts w:ascii="Times New Roman" w:hAnsi="Times New Roman" w:cs="Times New Roman"/>
+                <w:rFonts w:ascii="Times New Roman" w:hAnsi="Times New Roman" w:eastAsia="Times New Roman"/>
                 <w:b/>
                 <w:i w:val="0"/>
-                <w:vanish w:val="0"/>
-                <w:color w:val="000000"/>
                 <w:sz w:val="18"/>
               </w:rPr>
               <w:t>Device</w:t>
@@ -97,36 +81,20 @@
         </w:tc>
         <w:tc>
           <w:tcPr>
-            <w:tcW w:type="dxa" w:w="6606"/>
-            <w:tcMar>
-              <w:top w:w="90" w:type="dxa"/>
-              <w:start w:w="110" w:type="dxa"/>
-              <w:bottom w:w="90" w:type="dxa"/>
-              <w:end w:w="110" w:type="dxa"/>
-            </w:tcMar>
-            <w:tcBorders>
-              <w:top w:val="single" w:sz="6" w:space="0" w:color="808080"/>
-              <w:start w:val="single" w:sz="6" w:space="0" w:color="808080"/>
-              <w:bottom w:val="single" w:sz="6" w:space="0" w:color="808080"/>
-              <w:end w:val="single" w:sz="6" w:space="0" w:color="808080"/>
-              <w:insideH w:val="single" w:sz="6" w:space="0" w:color="808080"/>
-              <w:insideV w:val="single" w:sz="6" w:space="0" w:color="808080"/>
-            </w:tcBorders>
+            <w:tcW w:type="dxa" w:w="9576"/>
             <w:vAlign w:val="center"/>
           </w:tcPr>
           <w:p>
             <w:pPr>
-              <w:spacing w:before="0" w:after="0" w:line="252" w:lineRule="auto"/>
+              <w:spacing w:after="0" w:line="240" w:lineRule="auto"/>
               <w:jc w:val="left"/>
             </w:pPr>
             <w:r/>
             <w:r>
               <w:rPr>
-                <w:rFonts w:ascii="Times New Roman" w:hAnsi="Times New Roman" w:cs="Times New Roman"/>
+                <w:rFonts w:ascii="Times New Roman" w:hAnsi="Times New Roman" w:eastAsia="Times New Roman"/>
                 <w:b w:val="0"/>
                 <w:i w:val="0"/>
-                <w:vanish w:val="0"/>
-                <w:color w:val="000000"/>
                 <w:sz w:val="18"/>
               </w:rPr>
               <w:t>{deviceGenericName} | {deviceModelOrType}</w:t>
@@ -136,41 +104,25 @@
       </w:tr>
       <w:tr>
         <w:trPr>
-          <w:cantSplit w:val="true"/>
+          <w:cantSplit/>
         </w:trPr>
         <w:tc>
           <w:tcPr>
-            <w:tcW w:type="dxa" w:w="2300"/>
-            <w:tcMar>
-              <w:top w:w="90" w:type="dxa"/>
-              <w:start w:w="110" w:type="dxa"/>
-              <w:bottom w:w="90" w:type="dxa"/>
-              <w:end w:w="110" w:type="dxa"/>
-            </w:tcMar>
-            <w:tcBorders>
-              <w:top w:val="single" w:sz="6" w:space="0" w:color="808080"/>
-              <w:start w:val="single" w:sz="6" w:space="0" w:color="808080"/>
-              <w:bottom w:val="single" w:sz="6" w:space="0" w:color="808080"/>
-              <w:end w:val="single" w:sz="6" w:space="0" w:color="808080"/>
-              <w:insideH w:val="single" w:sz="6" w:space="0" w:color="808080"/>
-              <w:insideV w:val="single" w:sz="6" w:space="0" w:color="808080"/>
-            </w:tcBorders>
+            <w:tcW w:type="dxa" w:w="3240"/>
             <w:vAlign w:val="center"/>
-            <w:shd w:val="clear" w:color="auto" w:fill="F2F2F2"/>
+            <w:shd w:fill="EAEAEA"/>
           </w:tcPr>
           <w:p>
             <w:pPr>
-              <w:spacing w:before="0" w:after="0" w:line="252" w:lineRule="auto"/>
+              <w:spacing w:after="0" w:line="240" w:lineRule="auto"/>
               <w:jc w:val="left"/>
             </w:pPr>
             <w:r/>
             <w:r>
               <w:rPr>
-                <w:rFonts w:ascii="Times New Roman" w:hAnsi="Times New Roman" w:cs="Times New Roman"/>
+                <w:rFonts w:ascii="Times New Roman" w:hAnsi="Times New Roman" w:eastAsia="Times New Roman"/>
                 <w:b/>
                 <w:i w:val="0"/>
-                <w:vanish w:val="0"/>
-                <w:color w:val="000000"/>
                 <w:sz w:val="18"/>
               </w:rPr>
               <w:t>Manufacturer</w:t>
@@ -179,36 +131,20 @@
         </w:tc>
         <w:tc>
           <w:tcPr>
-            <w:tcW w:type="dxa" w:w="6606"/>
-            <w:tcMar>
-              <w:top w:w="90" w:type="dxa"/>
-              <w:start w:w="110" w:type="dxa"/>
-              <w:bottom w:w="90" w:type="dxa"/>
-              <w:end w:w="110" w:type="dxa"/>
-            </w:tcMar>
-            <w:tcBorders>
-              <w:top w:val="single" w:sz="6" w:space="0" w:color="808080"/>
-              <w:start w:val="single" w:sz="6" w:space="0" w:color="808080"/>
-              <w:bottom w:val="single" w:sz="6" w:space="0" w:color="808080"/>
-              <w:end w:val="single" w:sz="6" w:space="0" w:color="808080"/>
-              <w:insideH w:val="single" w:sz="6" w:space="0" w:color="808080"/>
-              <w:insideV w:val="single" w:sz="6" w:space="0" w:color="808080"/>
-            </w:tcBorders>
+            <w:tcW w:type="dxa" w:w="9576"/>
             <w:vAlign w:val="center"/>
           </w:tcPr>
           <w:p>
             <w:pPr>
-              <w:spacing w:before="0" w:after="0" w:line="252" w:lineRule="auto"/>
+              <w:spacing w:after="0" w:line="240" w:lineRule="auto"/>
               <w:jc w:val="left"/>
             </w:pPr>
             <w:r/>
             <w:r>
               <w:rPr>
-                <w:rFonts w:ascii="Times New Roman" w:hAnsi="Times New Roman" w:cs="Times New Roman"/>
+                <w:rFonts w:ascii="Times New Roman" w:hAnsi="Times New Roman" w:eastAsia="Times New Roman"/>
                 <w:b w:val="0"/>
                 <w:i w:val="0"/>
-                <w:vanish w:val="0"/>
-                <w:color w:val="000000"/>
                 <w:sz w:val="18"/>
               </w:rPr>
               <w:t>{manufacturerDetails}</w:t>
@@ -218,41 +154,25 @@
       </w:tr>
       <w:tr>
         <w:trPr>
-          <w:cantSplit w:val="true"/>
+          <w:cantSplit/>
         </w:trPr>
         <w:tc>
           <w:tcPr>
-            <w:tcW w:type="dxa" w:w="2300"/>
-            <w:tcMar>
-              <w:top w:w="90" w:type="dxa"/>
-              <w:start w:w="110" w:type="dxa"/>
-              <w:bottom w:w="90" w:type="dxa"/>
-              <w:end w:w="110" w:type="dxa"/>
-            </w:tcMar>
-            <w:tcBorders>
-              <w:top w:val="single" w:sz="6" w:space="0" w:color="808080"/>
-              <w:start w:val="single" w:sz="6" w:space="0" w:color="808080"/>
-              <w:bottom w:val="single" w:sz="6" w:space="0" w:color="808080"/>
-              <w:end w:val="single" w:sz="6" w:space="0" w:color="808080"/>
-              <w:insideH w:val="single" w:sz="6" w:space="0" w:color="808080"/>
-              <w:insideV w:val="single" w:sz="6" w:space="0" w:color="808080"/>
-            </w:tcBorders>
+            <w:tcW w:type="dxa" w:w="3240"/>
             <w:vAlign w:val="center"/>
-            <w:shd w:val="clear" w:color="auto" w:fill="F2F2F2"/>
+            <w:shd w:fill="EAEAEA"/>
           </w:tcPr>
           <w:p>
             <w:pPr>
-              <w:spacing w:before="0" w:after="0" w:line="252" w:lineRule="auto"/>
+              <w:spacing w:after="0" w:line="240" w:lineRule="auto"/>
               <w:jc w:val="left"/>
             </w:pPr>
             <w:r/>
             <w:r>
               <w:rPr>
-                <w:rFonts w:ascii="Times New Roman" w:hAnsi="Times New Roman" w:cs="Times New Roman"/>
+                <w:rFonts w:ascii="Times New Roman" w:hAnsi="Times New Roman" w:eastAsia="Times New Roman"/>
                 <w:b/>
                 <w:i w:val="0"/>
-                <w:vanish w:val="0"/>
-                <w:color w:val="000000"/>
                 <w:sz w:val="18"/>
               </w:rPr>
               <w:t>Report reference</w:t>
@@ -261,80 +181,48 @@
         </w:tc>
         <w:tc>
           <w:tcPr>
-            <w:tcW w:type="dxa" w:w="6606"/>
-            <w:tcMar>
-              <w:top w:w="90" w:type="dxa"/>
-              <w:start w:w="110" w:type="dxa"/>
-              <w:bottom w:w="90" w:type="dxa"/>
-              <w:end w:w="110" w:type="dxa"/>
-            </w:tcMar>
-            <w:tcBorders>
-              <w:top w:val="single" w:sz="6" w:space="0" w:color="808080"/>
-              <w:start w:val="single" w:sz="6" w:space="0" w:color="808080"/>
-              <w:bottom w:val="single" w:sz="6" w:space="0" w:color="808080"/>
-              <w:end w:val="single" w:sz="6" w:space="0" w:color="808080"/>
-              <w:insideH w:val="single" w:sz="6" w:space="0" w:color="808080"/>
-              <w:insideV w:val="single" w:sz="6" w:space="0" w:color="808080"/>
-            </w:tcBorders>
+            <w:tcW w:type="dxa" w:w="9576"/>
             <w:vAlign w:val="center"/>
           </w:tcPr>
           <w:p>
             <w:pPr>
-              <w:spacing w:before="0" w:after="0" w:line="252" w:lineRule="auto"/>
+              <w:spacing w:after="0" w:line="240" w:lineRule="auto"/>
               <w:jc w:val="left"/>
             </w:pPr>
             <w:r/>
             <w:r>
               <w:rPr>
-                <w:rFonts w:ascii="Times New Roman" w:hAnsi="Times New Roman" w:cs="Times New Roman"/>
+                <w:rFonts w:ascii="Times New Roman" w:hAnsi="Times New Roman" w:eastAsia="Times New Roman"/>
                 <w:b w:val="0"/>
                 <w:i w:val="0"/>
-                <w:vanish w:val="0"/>
-                <w:color w:val="000000"/>
                 <w:sz w:val="18"/>
               </w:rPr>
-              <w:t>{designAnalysisReportNumber}</w:t>
+              <w:t>{feeReferenceNumber}</w:t>
             </w:r>
           </w:p>
         </w:tc>
       </w:tr>
       <w:tr>
         <w:trPr>
-          <w:cantSplit w:val="true"/>
+          <w:cantSplit/>
         </w:trPr>
         <w:tc>
           <w:tcPr>
-            <w:tcW w:type="dxa" w:w="2300"/>
-            <w:tcMar>
-              <w:top w:w="90" w:type="dxa"/>
-              <w:start w:w="110" w:type="dxa"/>
-              <w:bottom w:w="90" w:type="dxa"/>
-              <w:end w:w="110" w:type="dxa"/>
-            </w:tcMar>
-            <w:tcBorders>
-              <w:top w:val="single" w:sz="6" w:space="0" w:color="808080"/>
-              <w:start w:val="single" w:sz="6" w:space="0" w:color="808080"/>
-              <w:bottom w:val="single" w:sz="6" w:space="0" w:color="808080"/>
-              <w:end w:val="single" w:sz="6" w:space="0" w:color="808080"/>
-              <w:insideH w:val="single" w:sz="6" w:space="0" w:color="808080"/>
-              <w:insideV w:val="single" w:sz="6" w:space="0" w:color="808080"/>
-            </w:tcBorders>
+            <w:tcW w:type="dxa" w:w="3240"/>
             <w:vAlign w:val="center"/>
-            <w:shd w:val="clear" w:color="auto" w:fill="F2F2F2"/>
+            <w:shd w:fill="EAEAEA"/>
           </w:tcPr>
           <w:p>
             <w:pPr>
-              <w:spacing w:before="0" w:after="0" w:line="252" w:lineRule="auto"/>
+              <w:spacing w:after="0" w:line="240" w:lineRule="auto"/>
               <w:jc w:val="left"/>
             </w:pPr>
             <w:r/>
             <w:r>
               <w:rPr>
-                <w:rFonts w:ascii="Times New Roman" w:hAnsi="Times New Roman" w:cs="Times New Roman"/>
+                <w:rFonts w:ascii="Times New Roman" w:hAnsi="Times New Roman" w:eastAsia="Times New Roman"/>
                 <w:b/>
                 <w:i w:val="0"/>
-                <w:vanish w:val="0"/>
-                <w:color w:val="000000"/>
                 <w:sz w:val="18"/>
               </w:rPr>
               <w:t>Version / date</w:t>
@@ -343,80 +231,48 @@
         </w:tc>
         <w:tc>
           <w:tcPr>
-            <w:tcW w:type="dxa" w:w="6606"/>
-            <w:tcMar>
-              <w:top w:w="90" w:type="dxa"/>
-              <w:start w:w="110" w:type="dxa"/>
-              <w:bottom w:w="90" w:type="dxa"/>
-              <w:end w:w="110" w:type="dxa"/>
-            </w:tcMar>
-            <w:tcBorders>
-              <w:top w:val="single" w:sz="6" w:space="0" w:color="808080"/>
-              <w:start w:val="single" w:sz="6" w:space="0" w:color="808080"/>
-              <w:bottom w:val="single" w:sz="6" w:space="0" w:color="808080"/>
-              <w:end w:val="single" w:sz="6" w:space="0" w:color="808080"/>
-              <w:insideH w:val="single" w:sz="6" w:space="0" w:color="808080"/>
-              <w:insideV w:val="single" w:sz="6" w:space="0" w:color="808080"/>
-            </w:tcBorders>
+            <w:tcW w:type="dxa" w:w="9576"/>
             <w:vAlign w:val="center"/>
           </w:tcPr>
           <w:p>
             <w:pPr>
-              <w:spacing w:before="0" w:after="0" w:line="252" w:lineRule="auto"/>
+              <w:spacing w:after="0" w:line="240" w:lineRule="auto"/>
               <w:jc w:val="left"/>
             </w:pPr>
             <w:r/>
             <w:r>
               <w:rPr>
-                <w:rFonts w:ascii="Times New Roman" w:hAnsi="Times New Roman" w:cs="Times New Roman"/>
+                <w:rFonts w:ascii="Times New Roman" w:hAnsi="Times New Roman" w:eastAsia="Times New Roman"/>
                 <w:b w:val="0"/>
                 <w:i w:val="0"/>
-                <w:vanish w:val="0"/>
-                <w:color w:val="000000"/>
                 <w:sz w:val="18"/>
               </w:rPr>
-              <w:t>{designAnalysisReportVersionDate}</w:t>
+              <w:t>{applicationDate}</w:t>
             </w:r>
           </w:p>
         </w:tc>
       </w:tr>
       <w:tr>
         <w:trPr>
-          <w:cantSplit w:val="true"/>
+          <w:cantSplit/>
         </w:trPr>
         <w:tc>
           <w:tcPr>
-            <w:tcW w:type="dxa" w:w="2300"/>
-            <w:tcMar>
-              <w:top w:w="90" w:type="dxa"/>
-              <w:start w:w="110" w:type="dxa"/>
-              <w:bottom w:w="90" w:type="dxa"/>
-              <w:end w:w="110" w:type="dxa"/>
-            </w:tcMar>
-            <w:tcBorders>
-              <w:top w:val="single" w:sz="6" w:space="0" w:color="808080"/>
-              <w:start w:val="single" w:sz="6" w:space="0" w:color="808080"/>
-              <w:bottom w:val="single" w:sz="6" w:space="0" w:color="808080"/>
-              <w:end w:val="single" w:sz="6" w:space="0" w:color="808080"/>
-              <w:insideH w:val="single" w:sz="6" w:space="0" w:color="808080"/>
-              <w:insideV w:val="single" w:sz="6" w:space="0" w:color="808080"/>
-            </w:tcBorders>
+            <w:tcW w:type="dxa" w:w="3240"/>
             <w:vAlign w:val="center"/>
-            <w:shd w:val="clear" w:color="auto" w:fill="F2F2F2"/>
+            <w:shd w:fill="EAEAEA"/>
           </w:tcPr>
           <w:p>
             <w:pPr>
-              <w:spacing w:before="0" w:after="0" w:line="252" w:lineRule="auto"/>
+              <w:spacing w:after="0" w:line="240" w:lineRule="auto"/>
               <w:jc w:val="left"/>
             </w:pPr>
             <w:r/>
             <w:r>
               <w:rPr>
-                <w:rFonts w:ascii="Times New Roman" w:hAnsi="Times New Roman" w:cs="Times New Roman"/>
+                <w:rFonts w:ascii="Times New Roman" w:hAnsi="Times New Roman" w:eastAsia="Times New Roman"/>
                 <w:b/>
                 <w:i w:val="0"/>
-                <w:vanish w:val="0"/>
-                <w:color w:val="000000"/>
                 <w:sz w:val="18"/>
               </w:rPr>
               <w:t>CIP reference</w:t>
@@ -425,36 +281,20 @@
         </w:tc>
         <w:tc>
           <w:tcPr>
-            <w:tcW w:type="dxa" w:w="6606"/>
-            <w:tcMar>
-              <w:top w:w="90" w:type="dxa"/>
-              <w:start w:w="110" w:type="dxa"/>
-              <w:bottom w:w="90" w:type="dxa"/>
-              <w:end w:w="110" w:type="dxa"/>
-            </w:tcMar>
-            <w:tcBorders>
-              <w:top w:val="single" w:sz="6" w:space="0" w:color="808080"/>
-              <w:start w:val="single" w:sz="6" w:space="0" w:color="808080"/>
-              <w:bottom w:val="single" w:sz="6" w:space="0" w:color="808080"/>
-              <w:end w:val="single" w:sz="6" w:space="0" w:color="808080"/>
-              <w:insideH w:val="single" w:sz="6" w:space="0" w:color="808080"/>
-              <w:insideV w:val="single" w:sz="6" w:space="0" w:color="808080"/>
-            </w:tcBorders>
+            <w:tcW w:type="dxa" w:w="9576"/>
             <w:vAlign w:val="center"/>
           </w:tcPr>
           <w:p>
             <w:pPr>
-              <w:spacing w:before="0" w:after="0" w:line="252" w:lineRule="auto"/>
+              <w:spacing w:after="0" w:line="240" w:lineRule="auto"/>
               <w:jc w:val="left"/>
             </w:pPr>
             <w:r/>
             <w:r>
               <w:rPr>
-                <w:rFonts w:ascii="Times New Roman" w:hAnsi="Times New Roman" w:cs="Times New Roman"/>
+                <w:rFonts w:ascii="Times New Roman" w:hAnsi="Times New Roman" w:eastAsia="Times New Roman"/>
                 <w:b w:val="0"/>
                 <w:i w:val="0"/>
-                <w:vanish w:val="0"/>
-                <w:color w:val="000000"/>
                 <w:sz w:val="18"/>
               </w:rPr>
               <w:t>{cipNumber} | {cipDate}</w:t>
@@ -462,36 +302,80 @@
           </w:p>
         </w:tc>
       </w:tr>
+      <w:tr>
+        <w:trPr>
+          <w:cantSplit/>
+        </w:trPr>
+        <w:tc>
+          <w:tcPr>
+            <w:tcW w:type="dxa" w:w="3240"/>
+            <w:vAlign w:val="center"/>
+            <w:shd w:fill="EAEAEA"/>
+          </w:tcPr>
+          <w:p>
+            <w:pPr>
+              <w:spacing w:after="0" w:line="240" w:lineRule="auto"/>
+              <w:jc w:val="left"/>
+            </w:pPr>
+            <w:r/>
+            <w:r>
+              <w:rPr>
+                <w:rFonts w:ascii="Times New Roman" w:hAnsi="Times New Roman" w:eastAsia="Times New Roman"/>
+                <w:b/>
+                <w:i w:val="0"/>
+                <w:sz w:val="18"/>
+              </w:rPr>
+              <w:t>Applicant / Sponsor</w:t>
+            </w:r>
+          </w:p>
+        </w:tc>
+        <w:tc>
+          <w:tcPr>
+            <w:tcW w:type="dxa" w:w="9576"/>
+            <w:vAlign w:val="center"/>
+          </w:tcPr>
+          <w:p>
+            <w:pPr>
+              <w:spacing w:after="0" w:line="240" w:lineRule="auto"/>
+              <w:jc w:val="left"/>
+            </w:pPr>
+            <w:r/>
+            <w:r>
+              <w:rPr>
+                <w:rFonts w:ascii="Times New Roman" w:hAnsi="Times New Roman" w:eastAsia="Times New Roman"/>
+                <w:b w:val="0"/>
+                <w:i w:val="0"/>
+                <w:sz w:val="18"/>
+              </w:rPr>
+              <w:t>{applicantName}</w:t>
+            </w:r>
+          </w:p>
+        </w:tc>
+      </w:tr>
     </w:tbl>
     <w:p>
       <w:pPr>
-        <w:keepNext w:val="0"/>
-        <w:keepLines w:val="0"/>
-        <w:spacing w:before="0" w:after="20" w:line="252" w:lineRule="auto"/>
-      </w:pPr>
-    </w:p>
-    <w:p>
-      <w:pPr>
-        <w:pStyle w:val="Heading1"/>
+        <w:spacing w:before="140" w:after="40" w:line="240" w:lineRule="auto"/>
       </w:pPr>
       <w:r>
+        <w:rPr>
+          <w:rFonts w:ascii="Times New Roman" w:hAnsi="Times New Roman" w:eastAsia="Times New Roman"/>
+          <w:b/>
+          <w:i w:val="0"/>
+          <w:sz w:val="22"/>
+        </w:rPr>
         <w:t>1. Purpose and Scope</w:t>
       </w:r>
     </w:p>
     <w:p>
       <w:pPr>
-        <w:keepNext w:val="0"/>
-        <w:keepLines/>
-        <w:spacing w:before="40" w:after="100" w:line="264" w:lineRule="auto"/>
-        <w:jc w:val="left"/>
+        <w:spacing w:after="0" w:before="0" w:line="240" w:lineRule="auto"/>
       </w:pPr>
       <w:r>
         <w:rPr>
-          <w:rFonts w:ascii="Times New Roman" w:hAnsi="Times New Roman" w:cs="Times New Roman"/>
+          <w:rFonts w:ascii="Times New Roman" w:hAnsi="Times New Roman" w:eastAsia="Times New Roman"/>
           <w:b w:val="0"/>
           <w:i w:val="0"/>
-          <w:vanish w:val="0"/>
-          <w:color w:val="000000"/>
           <w:sz w:val="20"/>
         </w:rPr>
         <w:t>{designAnalysisPurposeScope}</w:t>
@@ -499,26 +383,27 @@
     </w:p>
     <w:p>
       <w:pPr>
-        <w:pStyle w:val="Heading1"/>
+        <w:spacing w:before="140" w:after="40" w:line="240" w:lineRule="auto"/>
       </w:pPr>
       <w:r>
+        <w:rPr>
+          <w:rFonts w:ascii="Times New Roman" w:hAnsi="Times New Roman" w:eastAsia="Times New Roman"/>
+          <w:b/>
+          <w:i w:val="0"/>
+          <w:sz w:val="22"/>
+        </w:rPr>
         <w:t>2. Device Identification and Intended Use</w:t>
       </w:r>
     </w:p>
     <w:p>
       <w:pPr>
-        <w:keepNext w:val="0"/>
-        <w:keepLines/>
-        <w:spacing w:before="40" w:after="100" w:line="264" w:lineRule="auto"/>
-        <w:jc w:val="left"/>
+        <w:spacing w:after="0" w:before="0" w:line="240" w:lineRule="auto"/>
       </w:pPr>
       <w:r>
         <w:rPr>
-          <w:rFonts w:ascii="Times New Roman" w:hAnsi="Times New Roman" w:cs="Times New Roman"/>
+          <w:rFonts w:ascii="Times New Roman" w:hAnsi="Times New Roman" w:eastAsia="Times New Roman"/>
           <w:b w:val="0"/>
           <w:i w:val="0"/>
-          <w:vanish w:val="0"/>
-          <w:color w:val="000000"/>
           <w:sz w:val="20"/>
         </w:rPr>
         <w:t>{designAnalysisDeviceOverview}</w:t>
@@ -526,26 +411,27 @@
     </w:p>
     <w:p>
       <w:pPr>
-        <w:pStyle w:val="Heading1"/>
+        <w:spacing w:before="140" w:after="40" w:line="240" w:lineRule="auto"/>
       </w:pPr>
       <w:r>
+        <w:rPr>
+          <w:rFonts w:ascii="Times New Roman" w:hAnsi="Times New Roman" w:eastAsia="Times New Roman"/>
+          <w:b/>
+          <w:i w:val="0"/>
+          <w:sz w:val="22"/>
+        </w:rPr>
         <w:t>3. Physical and Metrological Standardisation</w:t>
       </w:r>
     </w:p>
     <w:p>
       <w:pPr>
-        <w:keepNext w:val="0"/>
-        <w:keepLines/>
-        <w:spacing w:before="40" w:after="100" w:line="264" w:lineRule="auto"/>
-        <w:jc w:val="left"/>
+        <w:spacing w:after="0" w:before="0" w:line="240" w:lineRule="auto"/>
       </w:pPr>
       <w:r>
         <w:rPr>
-          <w:rFonts w:ascii="Times New Roman" w:hAnsi="Times New Roman" w:cs="Times New Roman"/>
+          <w:rFonts w:ascii="Times New Roman" w:hAnsi="Times New Roman" w:eastAsia="Times New Roman"/>
           <w:b w:val="0"/>
           <w:i w:val="0"/>
-          <w:vanish w:val="0"/>
-          <w:color w:val="000000"/>
           <w:sz w:val="20"/>
         </w:rPr>
         <w:t>{physicalMetrologicalStandardisation}</w:t>
@@ -553,26 +439,27 @@
     </w:p>
     <w:p>
       <w:pPr>
-        <w:pStyle w:val="Heading1"/>
+        <w:spacing w:before="140" w:after="40" w:line="240" w:lineRule="auto"/>
       </w:pPr>
       <w:r>
+        <w:rPr>
+          <w:rFonts w:ascii="Times New Roman" w:hAnsi="Times New Roman" w:eastAsia="Times New Roman"/>
+          <w:b/>
+          <w:i w:val="0"/>
+          <w:sz w:val="22"/>
+        </w:rPr>
         <w:t>4. Basic Design Features and Operating Principle</w:t>
       </w:r>
     </w:p>
     <w:p>
       <w:pPr>
-        <w:keepNext w:val="0"/>
-        <w:keepLines/>
-        <w:spacing w:before="40" w:after="100" w:line="264" w:lineRule="auto"/>
-        <w:jc w:val="left"/>
+        <w:spacing w:after="0" w:before="0" w:line="240" w:lineRule="auto"/>
       </w:pPr>
       <w:r>
         <w:rPr>
-          <w:rFonts w:ascii="Times New Roman" w:hAnsi="Times New Roman" w:cs="Times New Roman"/>
+          <w:rFonts w:ascii="Times New Roman" w:hAnsi="Times New Roman" w:eastAsia="Times New Roman"/>
           <w:b w:val="0"/>
           <w:i w:val="0"/>
-          <w:vanish w:val="0"/>
-          <w:color w:val="000000"/>
           <w:sz w:val="20"/>
         </w:rPr>
         <w:t>{basicDesignFeatures}</w:t>
@@ -580,26 +467,27 @@
     </w:p>
     <w:p>
       <w:pPr>
-        <w:pStyle w:val="Heading1"/>
+        <w:spacing w:before="140" w:after="40" w:line="240" w:lineRule="auto"/>
       </w:pPr>
       <w:r>
+        <w:rPr>
+          <w:rFonts w:ascii="Times New Roman" w:hAnsi="Times New Roman" w:eastAsia="Times New Roman"/>
+          <w:b/>
+          <w:i w:val="0"/>
+          <w:sz w:val="22"/>
+        </w:rPr>
         <w:t>5. Design Inputs</w:t>
       </w:r>
     </w:p>
     <w:p>
       <w:pPr>
-        <w:keepNext w:val="0"/>
-        <w:keepLines/>
-        <w:spacing w:before="40" w:after="100" w:line="264" w:lineRule="auto"/>
-        <w:jc w:val="left"/>
+        <w:spacing w:after="0" w:before="0" w:line="240" w:lineRule="auto"/>
       </w:pPr>
       <w:r>
         <w:rPr>
-          <w:rFonts w:ascii="Times New Roman" w:hAnsi="Times New Roman" w:cs="Times New Roman"/>
+          <w:rFonts w:ascii="Times New Roman" w:hAnsi="Times New Roman" w:eastAsia="Times New Roman"/>
           <w:b w:val="0"/>
           <w:i w:val="0"/>
-          <w:vanish w:val="0"/>
-          <w:color w:val="000000"/>
           <w:sz w:val="20"/>
         </w:rPr>
         <w:t>{designInputsSummary}</w:t>
@@ -607,26 +495,27 @@
     </w:p>
     <w:p>
       <w:pPr>
-        <w:pStyle w:val="Heading1"/>
+        <w:spacing w:before="140" w:after="40" w:line="240" w:lineRule="auto"/>
       </w:pPr>
       <w:r>
+        <w:rPr>
+          <w:rFonts w:ascii="Times New Roman" w:hAnsi="Times New Roman" w:eastAsia="Times New Roman"/>
+          <w:b/>
+          <w:i w:val="0"/>
+          <w:sz w:val="22"/>
+        </w:rPr>
         <w:t>6. Design Outputs</w:t>
       </w:r>
     </w:p>
     <w:p>
       <w:pPr>
-        <w:keepNext w:val="0"/>
-        <w:keepLines/>
-        <w:spacing w:before="40" w:after="100" w:line="264" w:lineRule="auto"/>
-        <w:jc w:val="left"/>
+        <w:spacing w:after="0" w:before="0" w:line="240" w:lineRule="auto"/>
       </w:pPr>
       <w:r>
         <w:rPr>
-          <w:rFonts w:ascii="Times New Roman" w:hAnsi="Times New Roman" w:cs="Times New Roman"/>
+          <w:rFonts w:ascii="Times New Roman" w:hAnsi="Times New Roman" w:eastAsia="Times New Roman"/>
           <w:b w:val="0"/>
           <w:i w:val="0"/>
-          <w:vanish w:val="0"/>
-          <w:color w:val="000000"/>
           <w:sz w:val="20"/>
         </w:rPr>
         <w:t>{designOutputsSummary}</w:t>
@@ -634,26 +523,27 @@
     </w:p>
     <w:p>
       <w:pPr>
-        <w:pStyle w:val="Heading1"/>
+        <w:spacing w:before="140" w:after="40" w:line="240" w:lineRule="auto"/>
       </w:pPr>
       <w:r>
+        <w:rPr>
+          <w:rFonts w:ascii="Times New Roman" w:hAnsi="Times New Roman" w:eastAsia="Times New Roman"/>
+          <w:b/>
+          <w:i w:val="0"/>
+          <w:sz w:val="22"/>
+        </w:rPr>
         <w:t>7. Design Control Procedures</w:t>
       </w:r>
     </w:p>
     <w:p>
       <w:pPr>
-        <w:keepNext w:val="0"/>
-        <w:keepLines/>
-        <w:spacing w:before="40" w:after="100" w:line="264" w:lineRule="auto"/>
-        <w:jc w:val="left"/>
+        <w:spacing w:after="0" w:before="0" w:line="240" w:lineRule="auto"/>
       </w:pPr>
       <w:r>
         <w:rPr>
-          <w:rFonts w:ascii="Times New Roman" w:hAnsi="Times New Roman" w:cs="Times New Roman"/>
+          <w:rFonts w:ascii="Times New Roman" w:hAnsi="Times New Roman" w:eastAsia="Times New Roman"/>
           <w:b w:val="0"/>
           <w:i w:val="0"/>
-          <w:vanish w:val="0"/>
-          <w:color w:val="000000"/>
           <w:sz w:val="20"/>
         </w:rPr>
         <w:t>{designControlSummary}</w:t>
@@ -661,26 +551,27 @@
     </w:p>
     <w:p>
       <w:pPr>
-        <w:pStyle w:val="Heading1"/>
+        <w:spacing w:before="140" w:after="40" w:line="240" w:lineRule="auto"/>
       </w:pPr>
       <w:r>
+        <w:rPr>
+          <w:rFonts w:ascii="Times New Roman" w:hAnsi="Times New Roman" w:eastAsia="Times New Roman"/>
+          <w:b/>
+          <w:i w:val="0"/>
+          <w:sz w:val="22"/>
+        </w:rPr>
         <w:t>8. Drawings and Design-document Index</w:t>
       </w:r>
     </w:p>
     <w:p>
       <w:pPr>
-        <w:keepNext w:val="0"/>
-        <w:keepLines/>
-        <w:spacing w:before="40" w:after="100" w:line="264" w:lineRule="auto"/>
-        <w:jc w:val="left"/>
+        <w:spacing w:after="0" w:before="0" w:line="240" w:lineRule="auto"/>
       </w:pPr>
       <w:r>
         <w:rPr>
-          <w:rFonts w:ascii="Times New Roman" w:hAnsi="Times New Roman" w:cs="Times New Roman"/>
+          <w:rFonts w:ascii="Times New Roman" w:hAnsi="Times New Roman" w:eastAsia="Times New Roman"/>
           <w:b w:val="0"/>
           <w:i w:val="0"/>
-          <w:vanish w:val="0"/>
-          <w:color w:val="000000"/>
           <w:sz w:val="20"/>
         </w:rPr>
         <w:t>{drawingsAndDesignDocumentIndex}</w:t>
@@ -688,65 +579,63 @@
     </w:p>
     <w:p>
       <w:pPr>
-        <w:pStyle w:val="Heading1"/>
+        <w:spacing w:before="140" w:after="40" w:line="240" w:lineRule="auto"/>
       </w:pPr>
       <w:r>
+        <w:rPr>
+          <w:rFonts w:ascii="Times New Roman" w:hAnsi="Times New Roman" w:eastAsia="Times New Roman"/>
+          <w:b/>
+          <w:i w:val="0"/>
+          <w:sz w:val="22"/>
+        </w:rPr>
         <w:t>9. Design Verification and Validation Matrix</w:t>
       </w:r>
     </w:p>
     <w:tbl>
       <w:tblPr>
-        <w:tblW w:type="dxa" w:w="8906"/>
-        <w:jc w:val="left"/>
+        <w:tblW w:type="auto" w:w="0"/>
+        <w:jc w:val="center"/>
         <w:tblLayout w:type="fixed"/>
         <w:tblLook w:firstColumn="1" w:firstRow="1" w:lastColumn="0" w:lastRow="0" w:noHBand="0" w:noVBand="1" w:val="04A0"/>
-        <w:tblInd w:w="110" w:type="dxa"/>
+        <w:tblBorders>
+          <w:top w:val="single" w:sz="6" w:space="0" w:color="777777"/>
+          <w:left w:val="single" w:sz="6" w:space="0" w:color="777777"/>
+          <w:bottom w:val="single" w:sz="6" w:space="0" w:color="777777"/>
+          <w:right w:val="single" w:sz="6" w:space="0" w:color="777777"/>
+          <w:insideH w:val="single" w:sz="6" w:space="0" w:color="777777"/>
+          <w:insideV w:val="single" w:sz="6" w:space="0" w:color="777777"/>
+        </w:tblBorders>
+        <w:tblLayout w:type="fixed"/>
       </w:tblPr>
       <w:tblGrid>
-        <w:gridCol w:w="600"/>
-        <w:gridCol w:w="1900"/>
-        <w:gridCol w:w="2150"/>
-        <w:gridCol w:w="1800"/>
-        <w:gridCol w:w="2456"/>
+        <w:gridCol w:w="2131"/>
+        <w:gridCol w:w="2131"/>
+        <w:gridCol w:w="2131"/>
+        <w:gridCol w:w="2131"/>
+        <w:gridCol w:w="2131"/>
       </w:tblGrid>
       <w:tr>
         <w:trPr>
-          <w:tblHeader w:val="true"/>
+          <w:cantSplit/>
         </w:trPr>
         <w:tc>
           <w:tcPr>
-            <w:tcW w:type="dxa" w:w="600"/>
-            <w:tcMar>
-              <w:top w:w="90" w:type="dxa"/>
-              <w:start w:w="110" w:type="dxa"/>
-              <w:bottom w:w="90" w:type="dxa"/>
-              <w:end w:w="110" w:type="dxa"/>
-            </w:tcMar>
-            <w:tcBorders>
-              <w:top w:val="single" w:sz="6" w:space="0" w:color="808080"/>
-              <w:start w:val="single" w:sz="6" w:space="0" w:color="808080"/>
-              <w:bottom w:val="single" w:sz="6" w:space="0" w:color="808080"/>
-              <w:end w:val="single" w:sz="6" w:space="0" w:color="808080"/>
-              <w:insideH w:val="single" w:sz="6" w:space="0" w:color="808080"/>
-              <w:insideV w:val="single" w:sz="6" w:space="0" w:color="808080"/>
-            </w:tcBorders>
+            <w:tcW w:type="dxa" w:w="792"/>
             <w:vAlign w:val="center"/>
-            <w:shd w:val="clear" w:color="auto" w:fill="E7E6E6"/>
+            <w:shd w:fill="E7E7E7"/>
           </w:tcPr>
           <w:p>
             <w:pPr>
-              <w:spacing w:before="0" w:after="0" w:line="252" w:lineRule="auto"/>
+              <w:spacing w:after="0" w:line="240" w:lineRule="auto"/>
               <w:jc w:val="center"/>
             </w:pPr>
             <w:r/>
             <w:r>
               <w:rPr>
-                <w:rFonts w:ascii="Times New Roman" w:hAnsi="Times New Roman" w:cs="Times New Roman"/>
+                <w:rFonts w:ascii="Times New Roman" w:hAnsi="Times New Roman" w:eastAsia="Times New Roman"/>
                 <w:b/>
                 <w:i w:val="0"/>
-                <w:vanish w:val="0"/>
-                <w:color w:val="000000"/>
-                <w:sz w:val="15"/>
+                <w:sz w:val="16"/>
               </w:rPr>
               <w:t>Sl. No.</w:t>
             </w:r>
@@ -754,38 +643,22 @@
         </w:tc>
         <w:tc>
           <w:tcPr>
-            <w:tcW w:type="dxa" w:w="1900"/>
-            <w:tcMar>
-              <w:top w:w="90" w:type="dxa"/>
-              <w:start w:w="110" w:type="dxa"/>
-              <w:bottom w:w="90" w:type="dxa"/>
-              <w:end w:w="110" w:type="dxa"/>
-            </w:tcMar>
-            <w:tcBorders>
-              <w:top w:val="single" w:sz="6" w:space="0" w:color="808080"/>
-              <w:start w:val="single" w:sz="6" w:space="0" w:color="808080"/>
-              <w:bottom w:val="single" w:sz="6" w:space="0" w:color="808080"/>
-              <w:end w:val="single" w:sz="6" w:space="0" w:color="808080"/>
-              <w:insideH w:val="single" w:sz="6" w:space="0" w:color="808080"/>
-              <w:insideV w:val="single" w:sz="6" w:space="0" w:color="808080"/>
-            </w:tcBorders>
+            <w:tcW w:type="dxa" w:w="3096"/>
             <w:vAlign w:val="center"/>
-            <w:shd w:val="clear" w:color="auto" w:fill="E7E6E6"/>
+            <w:shd w:fill="E7E7E7"/>
           </w:tcPr>
           <w:p>
             <w:pPr>
-              <w:spacing w:before="0" w:after="0" w:line="252" w:lineRule="auto"/>
+              <w:spacing w:after="0" w:line="240" w:lineRule="auto"/>
               <w:jc w:val="center"/>
             </w:pPr>
             <w:r/>
             <w:r>
               <w:rPr>
-                <w:rFonts w:ascii="Times New Roman" w:hAnsi="Times New Roman" w:cs="Times New Roman"/>
+                <w:rFonts w:ascii="Times New Roman" w:hAnsi="Times New Roman" w:eastAsia="Times New Roman"/>
                 <w:b/>
                 <w:i w:val="0"/>
-                <w:vanish w:val="0"/>
-                <w:color w:val="000000"/>
-                <w:sz w:val="15"/>
+                <w:sz w:val="16"/>
               </w:rPr>
               <w:t>Design input / requirement</w:t>
             </w:r>
@@ -793,38 +666,22 @@
         </w:tc>
         <w:tc>
           <w:tcPr>
-            <w:tcW w:type="dxa" w:w="2150"/>
-            <w:tcMar>
-              <w:top w:w="90" w:type="dxa"/>
-              <w:start w:w="110" w:type="dxa"/>
-              <w:bottom w:w="90" w:type="dxa"/>
-              <w:end w:w="110" w:type="dxa"/>
-            </w:tcMar>
-            <w:tcBorders>
-              <w:top w:val="single" w:sz="6" w:space="0" w:color="808080"/>
-              <w:start w:val="single" w:sz="6" w:space="0" w:color="808080"/>
-              <w:bottom w:val="single" w:sz="6" w:space="0" w:color="808080"/>
-              <w:end w:val="single" w:sz="6" w:space="0" w:color="808080"/>
-              <w:insideH w:val="single" w:sz="6" w:space="0" w:color="808080"/>
-              <w:insideV w:val="single" w:sz="6" w:space="0" w:color="808080"/>
-            </w:tcBorders>
+            <w:tcW w:type="dxa" w:w="2520"/>
             <w:vAlign w:val="center"/>
-            <w:shd w:val="clear" w:color="auto" w:fill="E7E6E6"/>
+            <w:shd w:fill="E7E7E7"/>
           </w:tcPr>
           <w:p>
             <w:pPr>
-              <w:spacing w:before="0" w:after="0" w:line="252" w:lineRule="auto"/>
+              <w:spacing w:after="0" w:line="240" w:lineRule="auto"/>
               <w:jc w:val="center"/>
             </w:pPr>
             <w:r/>
             <w:r>
               <w:rPr>
-                <w:rFonts w:ascii="Times New Roman" w:hAnsi="Times New Roman" w:cs="Times New Roman"/>
+                <w:rFonts w:ascii="Times New Roman" w:hAnsi="Times New Roman" w:eastAsia="Times New Roman"/>
                 <w:b/>
                 <w:i w:val="0"/>
-                <w:vanish w:val="0"/>
-                <w:color w:val="000000"/>
-                <w:sz w:val="15"/>
+                <w:sz w:val="16"/>
               </w:rPr>
               <w:t>Verification or validation method</w:t>
             </w:r>
@@ -832,38 +689,22 @@
         </w:tc>
         <w:tc>
           <w:tcPr>
-            <w:tcW w:type="dxa" w:w="1800"/>
-            <w:tcMar>
-              <w:top w:w="90" w:type="dxa"/>
-              <w:start w:w="110" w:type="dxa"/>
-              <w:bottom w:w="90" w:type="dxa"/>
-              <w:end w:w="110" w:type="dxa"/>
-            </w:tcMar>
-            <w:tcBorders>
-              <w:top w:val="single" w:sz="6" w:space="0" w:color="808080"/>
-              <w:start w:val="single" w:sz="6" w:space="0" w:color="808080"/>
-              <w:bottom w:val="single" w:sz="6" w:space="0" w:color="808080"/>
-              <w:end w:val="single" w:sz="6" w:space="0" w:color="808080"/>
-              <w:insideH w:val="single" w:sz="6" w:space="0" w:color="808080"/>
-              <w:insideV w:val="single" w:sz="6" w:space="0" w:color="808080"/>
-            </w:tcBorders>
+            <w:tcW w:type="dxa" w:w="2520"/>
             <w:vAlign w:val="center"/>
-            <w:shd w:val="clear" w:color="auto" w:fill="E7E6E6"/>
+            <w:shd w:fill="E7E7E7"/>
           </w:tcPr>
           <w:p>
             <w:pPr>
-              <w:spacing w:before="0" w:after="0" w:line="252" w:lineRule="auto"/>
+              <w:spacing w:after="0" w:line="240" w:lineRule="auto"/>
               <w:jc w:val="center"/>
             </w:pPr>
             <w:r/>
             <w:r>
               <w:rPr>
-                <w:rFonts w:ascii="Times New Roman" w:hAnsi="Times New Roman" w:cs="Times New Roman"/>
+                <w:rFonts w:ascii="Times New Roman" w:hAnsi="Times New Roman" w:eastAsia="Times New Roman"/>
                 <w:b/>
                 <w:i w:val="0"/>
-                <w:vanish w:val="0"/>
-                <w:color w:val="000000"/>
-                <w:sz w:val="15"/>
+                <w:sz w:val="16"/>
               </w:rPr>
               <w:t>Acceptance criteria</w:t>
             </w:r>
@@ -871,38 +712,22 @@
         </w:tc>
         <w:tc>
           <w:tcPr>
-            <w:tcW w:type="dxa" w:w="2456"/>
-            <w:tcMar>
-              <w:top w:w="90" w:type="dxa"/>
-              <w:start w:w="110" w:type="dxa"/>
-              <w:bottom w:w="90" w:type="dxa"/>
-              <w:end w:w="110" w:type="dxa"/>
-            </w:tcMar>
-            <w:tcBorders>
-              <w:top w:val="single" w:sz="6" w:space="0" w:color="808080"/>
-              <w:start w:val="single" w:sz="6" w:space="0" w:color="808080"/>
-              <w:bottom w:val="single" w:sz="6" w:space="0" w:color="808080"/>
-              <w:end w:val="single" w:sz="6" w:space="0" w:color="808080"/>
-              <w:insideH w:val="single" w:sz="6" w:space="0" w:color="808080"/>
-              <w:insideV w:val="single" w:sz="6" w:space="0" w:color="808080"/>
-            </w:tcBorders>
+            <w:tcW w:type="dxa" w:w="4032"/>
             <w:vAlign w:val="center"/>
-            <w:shd w:val="clear" w:color="auto" w:fill="E7E6E6"/>
+            <w:shd w:fill="E7E7E7"/>
           </w:tcPr>
           <w:p>
             <w:pPr>
-              <w:spacing w:before="0" w:after="0" w:line="252" w:lineRule="auto"/>
+              <w:spacing w:after="0" w:line="240" w:lineRule="auto"/>
               <w:jc w:val="center"/>
             </w:pPr>
             <w:r/>
             <w:r>
               <w:rPr>
-                <w:rFonts w:ascii="Times New Roman" w:hAnsi="Times New Roman" w:cs="Times New Roman"/>
+                <w:rFonts w:ascii="Times New Roman" w:hAnsi="Times New Roman" w:eastAsia="Times New Roman"/>
                 <w:b/>
                 <w:i w:val="0"/>
-                <w:vanish w:val="0"/>
-                <w:color w:val="000000"/>
-                <w:sz w:val="15"/>
+                <w:sz w:val="16"/>
               </w:rPr>
               <w:t>Report reference / conclusion</w:t>
             </w:r>
@@ -911,90 +736,47 @@
       </w:tr>
       <w:tr>
         <w:trPr>
-          <w:cantSplit w:val="true"/>
+          <w:cantSplit/>
         </w:trPr>
         <w:tc>
           <w:tcPr>
-            <w:tcW w:type="dxa" w:w="600"/>
-            <w:tcMar>
-              <w:top w:w="90" w:type="dxa"/>
-              <w:start w:w="110" w:type="dxa"/>
-              <w:bottom w:w="90" w:type="dxa"/>
-              <w:end w:w="110" w:type="dxa"/>
-            </w:tcMar>
-            <w:tcBorders>
-              <w:top w:val="single" w:sz="6" w:space="0" w:color="808080"/>
-              <w:start w:val="single" w:sz="6" w:space="0" w:color="808080"/>
-              <w:bottom w:val="single" w:sz="6" w:space="0" w:color="808080"/>
-              <w:end w:val="single" w:sz="6" w:space="0" w:color="808080"/>
-              <w:insideH w:val="single" w:sz="6" w:space="0" w:color="808080"/>
-              <w:insideV w:val="single" w:sz="6" w:space="0" w:color="808080"/>
-            </w:tcBorders>
+            <w:tcW w:type="dxa" w:w="792"/>
             <w:vAlign w:val="center"/>
           </w:tcPr>
           <w:p>
             <w:pPr>
-              <w:spacing w:before="0" w:after="0" w:line="240" w:lineRule="auto"/>
-              <w:jc w:val="center"/>
+              <w:spacing w:after="0" w:line="240" w:lineRule="auto"/>
+              <w:jc w:val="left"/>
             </w:pPr>
             <w:r/>
             <w:r>
               <w:rPr>
-                <w:rFonts w:ascii="Times New Roman" w:hAnsi="Times New Roman" w:cs="Times New Roman"/>
+                <w:rFonts w:ascii="Times New Roman" w:hAnsi="Times New Roman" w:eastAsia="Times New Roman"/>
                 <w:b w:val="0"/>
                 <w:i w:val="0"/>
-                <w:vanish/>
-                <w:color w:val="FFFFFF"/>
-                <w:sz w:val="2"/>
+                <w:sz w:val="16"/>
               </w:rPr>
-              <w:t>{#designVerificationValidation}</w:t>
-            </w:r>
-            <w:r>
-              <w:rPr>
-                <w:rFonts w:ascii="Times New Roman" w:hAnsi="Times New Roman" w:cs="Times New Roman"/>
-                <w:b w:val="0"/>
-                <w:i w:val="0"/>
-                <w:vanish w:val="0"/>
-                <w:color w:val="000000"/>
-                <w:sz w:val="15"/>
-              </w:rPr>
-              <w:t>{slNo}</w:t>
+              <w:t>{#designVerificationValidation}{slNo}</w:t>
             </w:r>
           </w:p>
         </w:tc>
         <w:tc>
           <w:tcPr>
-            <w:tcW w:type="dxa" w:w="1900"/>
-            <w:tcMar>
-              <w:top w:w="90" w:type="dxa"/>
-              <w:start w:w="110" w:type="dxa"/>
-              <w:bottom w:w="90" w:type="dxa"/>
-              <w:end w:w="110" w:type="dxa"/>
-            </w:tcMar>
-            <w:tcBorders>
-              <w:top w:val="single" w:sz="6" w:space="0" w:color="808080"/>
-              <w:start w:val="single" w:sz="6" w:space="0" w:color="808080"/>
-              <w:bottom w:val="single" w:sz="6" w:space="0" w:color="808080"/>
-              <w:end w:val="single" w:sz="6" w:space="0" w:color="808080"/>
-              <w:insideH w:val="single" w:sz="6" w:space="0" w:color="808080"/>
-              <w:insideV w:val="single" w:sz="6" w:space="0" w:color="808080"/>
-            </w:tcBorders>
+            <w:tcW w:type="dxa" w:w="3096"/>
             <w:vAlign w:val="center"/>
           </w:tcPr>
           <w:p>
             <w:pPr>
-              <w:spacing w:before="0" w:after="0" w:line="240" w:lineRule="auto"/>
+              <w:spacing w:after="0" w:line="240" w:lineRule="auto"/>
               <w:jc w:val="left"/>
             </w:pPr>
             <w:r/>
             <w:r>
               <w:rPr>
-                <w:rFonts w:ascii="Times New Roman" w:hAnsi="Times New Roman" w:cs="Times New Roman"/>
+                <w:rFonts w:ascii="Times New Roman" w:hAnsi="Times New Roman" w:eastAsia="Times New Roman"/>
                 <w:b w:val="0"/>
                 <w:i w:val="0"/>
-                <w:vanish w:val="0"/>
-                <w:color w:val="000000"/>
-                <w:sz w:val="15"/>
+                <w:sz w:val="16"/>
               </w:rPr>
               <w:t>{designRequirement}</w:t>
             </w:r>
@@ -1002,37 +784,21 @@
         </w:tc>
         <w:tc>
           <w:tcPr>
-            <w:tcW w:type="dxa" w:w="2150"/>
-            <w:tcMar>
-              <w:top w:w="90" w:type="dxa"/>
-              <w:start w:w="110" w:type="dxa"/>
-              <w:bottom w:w="90" w:type="dxa"/>
-              <w:end w:w="110" w:type="dxa"/>
-            </w:tcMar>
-            <w:tcBorders>
-              <w:top w:val="single" w:sz="6" w:space="0" w:color="808080"/>
-              <w:start w:val="single" w:sz="6" w:space="0" w:color="808080"/>
-              <w:bottom w:val="single" w:sz="6" w:space="0" w:color="808080"/>
-              <w:end w:val="single" w:sz="6" w:space="0" w:color="808080"/>
-              <w:insideH w:val="single" w:sz="6" w:space="0" w:color="808080"/>
-              <w:insideV w:val="single" w:sz="6" w:space="0" w:color="808080"/>
-            </w:tcBorders>
+            <w:tcW w:type="dxa" w:w="2520"/>
             <w:vAlign w:val="center"/>
           </w:tcPr>
           <w:p>
             <w:pPr>
-              <w:spacing w:before="0" w:after="0" w:line="240" w:lineRule="auto"/>
+              <w:spacing w:after="0" w:line="240" w:lineRule="auto"/>
               <w:jc w:val="left"/>
             </w:pPr>
             <w:r/>
             <w:r>
               <w:rPr>
-                <w:rFonts w:ascii="Times New Roman" w:hAnsi="Times New Roman" w:cs="Times New Roman"/>
+                <w:rFonts w:ascii="Times New Roman" w:hAnsi="Times New Roman" w:eastAsia="Times New Roman"/>
                 <w:b w:val="0"/>
                 <w:i w:val="0"/>
-                <w:vanish w:val="0"/>
-                <w:color w:val="000000"/>
-                <w:sz w:val="15"/>
+                <w:sz w:val="16"/>
               </w:rPr>
               <w:t>{method}</w:t>
             </w:r>
@@ -1040,37 +806,21 @@
         </w:tc>
         <w:tc>
           <w:tcPr>
-            <w:tcW w:type="dxa" w:w="1800"/>
-            <w:tcMar>
-              <w:top w:w="90" w:type="dxa"/>
-              <w:start w:w="110" w:type="dxa"/>
-              <w:bottom w:w="90" w:type="dxa"/>
-              <w:end w:w="110" w:type="dxa"/>
-            </w:tcMar>
-            <w:tcBorders>
-              <w:top w:val="single" w:sz="6" w:space="0" w:color="808080"/>
-              <w:start w:val="single" w:sz="6" w:space="0" w:color="808080"/>
-              <w:bottom w:val="single" w:sz="6" w:space="0" w:color="808080"/>
-              <w:end w:val="single" w:sz="6" w:space="0" w:color="808080"/>
-              <w:insideH w:val="single" w:sz="6" w:space="0" w:color="808080"/>
-              <w:insideV w:val="single" w:sz="6" w:space="0" w:color="808080"/>
-            </w:tcBorders>
+            <w:tcW w:type="dxa" w:w="2520"/>
             <w:vAlign w:val="center"/>
           </w:tcPr>
           <w:p>
             <w:pPr>
-              <w:spacing w:before="0" w:after="0" w:line="240" w:lineRule="auto"/>
+              <w:spacing w:after="0" w:line="240" w:lineRule="auto"/>
               <w:jc w:val="left"/>
             </w:pPr>
             <w:r/>
             <w:r>
               <w:rPr>
-                <w:rFonts w:ascii="Times New Roman" w:hAnsi="Times New Roman" w:cs="Times New Roman"/>
+                <w:rFonts w:ascii="Times New Roman" w:hAnsi="Times New Roman" w:eastAsia="Times New Roman"/>
                 <w:b w:val="0"/>
                 <w:i w:val="0"/>
-                <w:vanish w:val="0"/>
-                <w:color w:val="000000"/>
-                <w:sz w:val="15"/>
+                <w:sz w:val="16"/>
               </w:rPr>
               <w:t>{acceptanceCriteria}</w:t>
             </w:r>
@@ -1078,50 +828,23 @@
         </w:tc>
         <w:tc>
           <w:tcPr>
-            <w:tcW w:type="dxa" w:w="2456"/>
-            <w:tcMar>
-              <w:top w:w="90" w:type="dxa"/>
-              <w:start w:w="110" w:type="dxa"/>
-              <w:bottom w:w="90" w:type="dxa"/>
-              <w:end w:w="110" w:type="dxa"/>
-            </w:tcMar>
-            <w:tcBorders>
-              <w:top w:val="single" w:sz="6" w:space="0" w:color="808080"/>
-              <w:start w:val="single" w:sz="6" w:space="0" w:color="808080"/>
-              <w:bottom w:val="single" w:sz="6" w:space="0" w:color="808080"/>
-              <w:end w:val="single" w:sz="6" w:space="0" w:color="808080"/>
-              <w:insideH w:val="single" w:sz="6" w:space="0" w:color="808080"/>
-              <w:insideV w:val="single" w:sz="6" w:space="0" w:color="808080"/>
-            </w:tcBorders>
+            <w:tcW w:type="dxa" w:w="4032"/>
             <w:vAlign w:val="center"/>
           </w:tcPr>
           <w:p>
             <w:pPr>
-              <w:spacing w:before="0" w:after="0" w:line="240" w:lineRule="auto"/>
+              <w:spacing w:after="0" w:line="240" w:lineRule="auto"/>
               <w:jc w:val="left"/>
             </w:pPr>
             <w:r/>
             <w:r>
               <w:rPr>
-                <w:rFonts w:ascii="Times New Roman" w:hAnsi="Times New Roman" w:cs="Times New Roman"/>
+                <w:rFonts w:ascii="Times New Roman" w:hAnsi="Times New Roman" w:eastAsia="Times New Roman"/>
                 <w:b w:val="0"/>
                 <w:i w:val="0"/>
-                <w:vanish w:val="0"/>
-                <w:color w:val="000000"/>
-                <w:sz w:val="15"/>
+                <w:sz w:val="16"/>
               </w:rPr>
-              <w:t>{reportReferenceConclusion}</w:t>
-            </w:r>
-            <w:r>
-              <w:rPr>
-                <w:rFonts w:ascii="Times New Roman" w:hAnsi="Times New Roman" w:cs="Times New Roman"/>
-                <w:b w:val="0"/>
-                <w:i w:val="0"/>
-                <w:vanish/>
-                <w:color w:val="FFFFFF"/>
-                <w:sz w:val="2"/>
-              </w:rPr>
-              <w:t>{/designVerificationValidation}</w:t>
+              <w:t>{reportReferenceConclusion}{/designVerificationValidation}</w:t>
             </w:r>
           </w:p>
         </w:tc>
@@ -1129,72 +852,63 @@
     </w:tbl>
     <w:p>
       <w:pPr>
-        <w:keepNext w:val="0"/>
-        <w:keepLines w:val="0"/>
-        <w:spacing w:before="0" w:after="20" w:line="252" w:lineRule="auto"/>
-      </w:pPr>
-    </w:p>
-    <w:p>
-      <w:pPr>
-        <w:pStyle w:val="Heading1"/>
+        <w:spacing w:before="140" w:after="40" w:line="240" w:lineRule="auto"/>
       </w:pPr>
       <w:r>
+        <w:rPr>
+          <w:rFonts w:ascii="Times New Roman" w:hAnsi="Times New Roman" w:eastAsia="Times New Roman"/>
+          <w:b/>
+          <w:i w:val="0"/>
+          <w:sz w:val="22"/>
+        </w:rPr>
         <w:t>10. Device Specification and Test Evidence Matrix</w:t>
       </w:r>
     </w:p>
     <w:tbl>
       <w:tblPr>
-        <w:tblW w:type="dxa" w:w="8906"/>
-        <w:jc w:val="left"/>
+        <w:tblW w:type="auto" w:w="0"/>
+        <w:jc w:val="center"/>
         <w:tblLayout w:type="fixed"/>
         <w:tblLook w:firstColumn="1" w:firstRow="1" w:lastColumn="0" w:lastRow="0" w:noHBand="0" w:noVBand="1" w:val="04A0"/>
-        <w:tblInd w:w="110" w:type="dxa"/>
+        <w:tblBorders>
+          <w:top w:val="single" w:sz="6" w:space="0" w:color="777777"/>
+          <w:left w:val="single" w:sz="6" w:space="0" w:color="777777"/>
+          <w:bottom w:val="single" w:sz="6" w:space="0" w:color="777777"/>
+          <w:right w:val="single" w:sz="6" w:space="0" w:color="777777"/>
+          <w:insideH w:val="single" w:sz="6" w:space="0" w:color="777777"/>
+          <w:insideV w:val="single" w:sz="6" w:space="0" w:color="777777"/>
+        </w:tblBorders>
+        <w:tblLayout w:type="fixed"/>
       </w:tblPr>
       <w:tblGrid>
-        <w:gridCol w:w="600"/>
-        <w:gridCol w:w="2050"/>
-        <w:gridCol w:w="2100"/>
-        <w:gridCol w:w="1750"/>
-        <w:gridCol w:w="2406"/>
+        <w:gridCol w:w="2131"/>
+        <w:gridCol w:w="2131"/>
+        <w:gridCol w:w="2131"/>
+        <w:gridCol w:w="2131"/>
+        <w:gridCol w:w="2131"/>
       </w:tblGrid>
       <w:tr>
         <w:trPr>
-          <w:tblHeader w:val="true"/>
+          <w:cantSplit/>
         </w:trPr>
         <w:tc>
           <w:tcPr>
-            <w:tcW w:type="dxa" w:w="600"/>
-            <w:tcMar>
-              <w:top w:w="90" w:type="dxa"/>
-              <w:start w:w="110" w:type="dxa"/>
-              <w:bottom w:w="90" w:type="dxa"/>
-              <w:end w:w="110" w:type="dxa"/>
-            </w:tcMar>
-            <w:tcBorders>
-              <w:top w:val="single" w:sz="6" w:space="0" w:color="808080"/>
-              <w:start w:val="single" w:sz="6" w:space="0" w:color="808080"/>
-              <w:bottom w:val="single" w:sz="6" w:space="0" w:color="808080"/>
-              <w:end w:val="single" w:sz="6" w:space="0" w:color="808080"/>
-              <w:insideH w:val="single" w:sz="6" w:space="0" w:color="808080"/>
-              <w:insideV w:val="single" w:sz="6" w:space="0" w:color="808080"/>
-            </w:tcBorders>
+            <w:tcW w:type="dxa" w:w="792"/>
             <w:vAlign w:val="center"/>
-            <w:shd w:val="clear" w:color="auto" w:fill="E7E6E6"/>
+            <w:shd w:fill="E7E7E7"/>
           </w:tcPr>
           <w:p>
             <w:pPr>
-              <w:spacing w:before="0" w:after="0" w:line="252" w:lineRule="auto"/>
+              <w:spacing w:after="0" w:line="240" w:lineRule="auto"/>
               <w:jc w:val="center"/>
             </w:pPr>
             <w:r/>
             <w:r>
               <w:rPr>
-                <w:rFonts w:ascii="Times New Roman" w:hAnsi="Times New Roman" w:cs="Times New Roman"/>
+                <w:rFonts w:ascii="Times New Roman" w:hAnsi="Times New Roman" w:eastAsia="Times New Roman"/>
                 <w:b/>
                 <w:i w:val="0"/>
-                <w:vanish w:val="0"/>
-                <w:color w:val="000000"/>
-                <w:sz w:val="15"/>
+                <w:sz w:val="16"/>
               </w:rPr>
               <w:t>Sl. No.</w:t>
             </w:r>
@@ -1202,38 +916,22 @@
         </w:tc>
         <w:tc>
           <w:tcPr>
-            <w:tcW w:type="dxa" w:w="2050"/>
-            <w:tcMar>
-              <w:top w:w="90" w:type="dxa"/>
-              <w:start w:w="110" w:type="dxa"/>
-              <w:bottom w:w="90" w:type="dxa"/>
-              <w:end w:w="110" w:type="dxa"/>
-            </w:tcMar>
-            <w:tcBorders>
-              <w:top w:val="single" w:sz="6" w:space="0" w:color="808080"/>
-              <w:start w:val="single" w:sz="6" w:space="0" w:color="808080"/>
-              <w:bottom w:val="single" w:sz="6" w:space="0" w:color="808080"/>
-              <w:end w:val="single" w:sz="6" w:space="0" w:color="808080"/>
-              <w:insideH w:val="single" w:sz="6" w:space="0" w:color="808080"/>
-              <w:insideV w:val="single" w:sz="6" w:space="0" w:color="808080"/>
-            </w:tcBorders>
+            <w:tcW w:type="dxa" w:w="3168"/>
             <w:vAlign w:val="center"/>
-            <w:shd w:val="clear" w:color="auto" w:fill="E7E6E6"/>
+            <w:shd w:fill="E7E7E7"/>
           </w:tcPr>
           <w:p>
             <w:pPr>
-              <w:spacing w:before="0" w:after="0" w:line="252" w:lineRule="auto"/>
+              <w:spacing w:after="0" w:line="240" w:lineRule="auto"/>
               <w:jc w:val="center"/>
             </w:pPr>
             <w:r/>
             <w:r>
               <w:rPr>
-                <w:rFonts w:ascii="Times New Roman" w:hAnsi="Times New Roman" w:cs="Times New Roman"/>
+                <w:rFonts w:ascii="Times New Roman" w:hAnsi="Times New Roman" w:eastAsia="Times New Roman"/>
                 <w:b/>
                 <w:i w:val="0"/>
-                <w:vanish w:val="0"/>
-                <w:color w:val="000000"/>
-                <w:sz w:val="15"/>
+                <w:sz w:val="16"/>
               </w:rPr>
               <w:t>Test parameter / specification</w:t>
             </w:r>
@@ -1241,38 +939,22 @@
         </w:tc>
         <w:tc>
           <w:tcPr>
-            <w:tcW w:type="dxa" w:w="2100"/>
-            <w:tcMar>
-              <w:top w:w="90" w:type="dxa"/>
-              <w:start w:w="110" w:type="dxa"/>
-              <w:bottom w:w="90" w:type="dxa"/>
-              <w:end w:w="110" w:type="dxa"/>
-            </w:tcMar>
-            <w:tcBorders>
-              <w:top w:val="single" w:sz="6" w:space="0" w:color="808080"/>
-              <w:start w:val="single" w:sz="6" w:space="0" w:color="808080"/>
-              <w:bottom w:val="single" w:sz="6" w:space="0" w:color="808080"/>
-              <w:end w:val="single" w:sz="6" w:space="0" w:color="808080"/>
-              <w:insideH w:val="single" w:sz="6" w:space="0" w:color="808080"/>
-              <w:insideV w:val="single" w:sz="6" w:space="0" w:color="808080"/>
-            </w:tcBorders>
+            <w:tcW w:type="dxa" w:w="2880"/>
             <w:vAlign w:val="center"/>
-            <w:shd w:val="clear" w:color="auto" w:fill="E7E6E6"/>
+            <w:shd w:fill="E7E7E7"/>
           </w:tcPr>
           <w:p>
             <w:pPr>
-              <w:spacing w:before="0" w:after="0" w:line="252" w:lineRule="auto"/>
+              <w:spacing w:after="0" w:line="240" w:lineRule="auto"/>
               <w:jc w:val="center"/>
             </w:pPr>
             <w:r/>
             <w:r>
               <w:rPr>
-                <w:rFonts w:ascii="Times New Roman" w:hAnsi="Times New Roman" w:cs="Times New Roman"/>
+                <w:rFonts w:ascii="Times New Roman" w:hAnsi="Times New Roman" w:eastAsia="Times New Roman"/>
                 <w:b/>
                 <w:i w:val="0"/>
-                <w:vanish w:val="0"/>
-                <w:color w:val="000000"/>
-                <w:sz w:val="15"/>
+                <w:sz w:val="16"/>
               </w:rPr>
               <w:t>Reference protocol / standard</w:t>
             </w:r>
@@ -1280,38 +962,22 @@
         </w:tc>
         <w:tc>
           <w:tcPr>
-            <w:tcW w:type="dxa" w:w="1750"/>
-            <w:tcMar>
-              <w:top w:w="90" w:type="dxa"/>
-              <w:start w:w="110" w:type="dxa"/>
-              <w:bottom w:w="90" w:type="dxa"/>
-              <w:end w:w="110" w:type="dxa"/>
-            </w:tcMar>
-            <w:tcBorders>
-              <w:top w:val="single" w:sz="6" w:space="0" w:color="808080"/>
-              <w:start w:val="single" w:sz="6" w:space="0" w:color="808080"/>
-              <w:bottom w:val="single" w:sz="6" w:space="0" w:color="808080"/>
-              <w:end w:val="single" w:sz="6" w:space="0" w:color="808080"/>
-              <w:insideH w:val="single" w:sz="6" w:space="0" w:color="808080"/>
-              <w:insideV w:val="single" w:sz="6" w:space="0" w:color="808080"/>
-            </w:tcBorders>
+            <w:tcW w:type="dxa" w:w="2376"/>
             <w:vAlign w:val="center"/>
-            <w:shd w:val="clear" w:color="auto" w:fill="E7E6E6"/>
+            <w:shd w:fill="E7E7E7"/>
           </w:tcPr>
           <w:p>
             <w:pPr>
-              <w:spacing w:before="0" w:after="0" w:line="252" w:lineRule="auto"/>
+              <w:spacing w:after="0" w:line="240" w:lineRule="auto"/>
               <w:jc w:val="center"/>
             </w:pPr>
             <w:r/>
             <w:r>
               <w:rPr>
-                <w:rFonts w:ascii="Times New Roman" w:hAnsi="Times New Roman" w:cs="Times New Roman"/>
+                <w:rFonts w:ascii="Times New Roman" w:hAnsi="Times New Roman" w:eastAsia="Times New Roman"/>
                 <w:b/>
                 <w:i w:val="0"/>
-                <w:vanish w:val="0"/>
-                <w:color w:val="000000"/>
-                <w:sz w:val="15"/>
+                <w:sz w:val="16"/>
               </w:rPr>
               <w:t>Acceptance criterion</w:t>
             </w:r>
@@ -1319,38 +985,22 @@
         </w:tc>
         <w:tc>
           <w:tcPr>
-            <w:tcW w:type="dxa" w:w="2406"/>
-            <w:tcMar>
-              <w:top w:w="90" w:type="dxa"/>
-              <w:start w:w="110" w:type="dxa"/>
-              <w:bottom w:w="90" w:type="dxa"/>
-              <w:end w:w="110" w:type="dxa"/>
-            </w:tcMar>
-            <w:tcBorders>
-              <w:top w:val="single" w:sz="6" w:space="0" w:color="808080"/>
-              <w:start w:val="single" w:sz="6" w:space="0" w:color="808080"/>
-              <w:bottom w:val="single" w:sz="6" w:space="0" w:color="808080"/>
-              <w:end w:val="single" w:sz="6" w:space="0" w:color="808080"/>
-              <w:insideH w:val="single" w:sz="6" w:space="0" w:color="808080"/>
-              <w:insideV w:val="single" w:sz="6" w:space="0" w:color="808080"/>
-            </w:tcBorders>
+            <w:tcW w:type="dxa" w:w="3744"/>
             <w:vAlign w:val="center"/>
-            <w:shd w:val="clear" w:color="auto" w:fill="E7E6E6"/>
+            <w:shd w:fill="E7E7E7"/>
           </w:tcPr>
           <w:p>
             <w:pPr>
-              <w:spacing w:before="0" w:after="0" w:line="252" w:lineRule="auto"/>
+              <w:spacing w:after="0" w:line="240" w:lineRule="auto"/>
               <w:jc w:val="center"/>
             </w:pPr>
             <w:r/>
             <w:r>
               <w:rPr>
-                <w:rFonts w:ascii="Times New Roman" w:hAnsi="Times New Roman" w:cs="Times New Roman"/>
+                <w:rFonts w:ascii="Times New Roman" w:hAnsi="Times New Roman" w:eastAsia="Times New Roman"/>
                 <w:b/>
                 <w:i w:val="0"/>
-                <w:vanish w:val="0"/>
-                <w:color w:val="000000"/>
-                <w:sz w:val="15"/>
+                <w:sz w:val="16"/>
               </w:rPr>
               <w:t>Test report / result</w:t>
             </w:r>
@@ -1359,90 +1009,47 @@
       </w:tr>
       <w:tr>
         <w:trPr>
-          <w:cantSplit w:val="true"/>
+          <w:cantSplit/>
         </w:trPr>
         <w:tc>
           <w:tcPr>
-            <w:tcW w:type="dxa" w:w="600"/>
-            <w:tcMar>
-              <w:top w:w="90" w:type="dxa"/>
-              <w:start w:w="110" w:type="dxa"/>
-              <w:bottom w:w="90" w:type="dxa"/>
-              <w:end w:w="110" w:type="dxa"/>
-            </w:tcMar>
-            <w:tcBorders>
-              <w:top w:val="single" w:sz="6" w:space="0" w:color="808080"/>
-              <w:start w:val="single" w:sz="6" w:space="0" w:color="808080"/>
-              <w:bottom w:val="single" w:sz="6" w:space="0" w:color="808080"/>
-              <w:end w:val="single" w:sz="6" w:space="0" w:color="808080"/>
-              <w:insideH w:val="single" w:sz="6" w:space="0" w:color="808080"/>
-              <w:insideV w:val="single" w:sz="6" w:space="0" w:color="808080"/>
-            </w:tcBorders>
+            <w:tcW w:type="dxa" w:w="792"/>
             <w:vAlign w:val="center"/>
           </w:tcPr>
           <w:p>
             <w:pPr>
-              <w:spacing w:before="0" w:after="0" w:line="240" w:lineRule="auto"/>
-              <w:jc w:val="center"/>
+              <w:spacing w:after="0" w:line="240" w:lineRule="auto"/>
+              <w:jc w:val="left"/>
             </w:pPr>
             <w:r/>
             <w:r>
               <w:rPr>
-                <w:rFonts w:ascii="Times New Roman" w:hAnsi="Times New Roman" w:cs="Times New Roman"/>
+                <w:rFonts w:ascii="Times New Roman" w:hAnsi="Times New Roman" w:eastAsia="Times New Roman"/>
                 <w:b w:val="0"/>
                 <w:i w:val="0"/>
-                <w:vanish/>
-                <w:color w:val="FFFFFF"/>
-                <w:sz w:val="2"/>
+                <w:sz w:val="16"/>
               </w:rPr>
-              <w:t>{#deviceTestEvidence}</w:t>
-            </w:r>
-            <w:r>
-              <w:rPr>
-                <w:rFonts w:ascii="Times New Roman" w:hAnsi="Times New Roman" w:cs="Times New Roman"/>
-                <w:b w:val="0"/>
-                <w:i w:val="0"/>
-                <w:vanish w:val="0"/>
-                <w:color w:val="000000"/>
-                <w:sz w:val="15"/>
-              </w:rPr>
-              <w:t>{slNo}</w:t>
+              <w:t>{#deviceTestEvidence}{slNo}</w:t>
             </w:r>
           </w:p>
         </w:tc>
         <w:tc>
           <w:tcPr>
-            <w:tcW w:type="dxa" w:w="2050"/>
-            <w:tcMar>
-              <w:top w:w="90" w:type="dxa"/>
-              <w:start w:w="110" w:type="dxa"/>
-              <w:bottom w:w="90" w:type="dxa"/>
-              <w:end w:w="110" w:type="dxa"/>
-            </w:tcMar>
-            <w:tcBorders>
-              <w:top w:val="single" w:sz="6" w:space="0" w:color="808080"/>
-              <w:start w:val="single" w:sz="6" w:space="0" w:color="808080"/>
-              <w:bottom w:val="single" w:sz="6" w:space="0" w:color="808080"/>
-              <w:end w:val="single" w:sz="6" w:space="0" w:color="808080"/>
-              <w:insideH w:val="single" w:sz="6" w:space="0" w:color="808080"/>
-              <w:insideV w:val="single" w:sz="6" w:space="0" w:color="808080"/>
-            </w:tcBorders>
+            <w:tcW w:type="dxa" w:w="3168"/>
             <w:vAlign w:val="center"/>
           </w:tcPr>
           <w:p>
             <w:pPr>
-              <w:spacing w:before="0" w:after="0" w:line="240" w:lineRule="auto"/>
+              <w:spacing w:after="0" w:line="240" w:lineRule="auto"/>
               <w:jc w:val="left"/>
             </w:pPr>
             <w:r/>
             <w:r>
               <w:rPr>
-                <w:rFonts w:ascii="Times New Roman" w:hAnsi="Times New Roman" w:cs="Times New Roman"/>
+                <w:rFonts w:ascii="Times New Roman" w:hAnsi="Times New Roman" w:eastAsia="Times New Roman"/>
                 <w:b w:val="0"/>
                 <w:i w:val="0"/>
-                <w:vanish w:val="0"/>
-                <w:color w:val="000000"/>
-                <w:sz w:val="15"/>
+                <w:sz w:val="16"/>
               </w:rPr>
               <w:t>{testParameter}</w:t>
             </w:r>
@@ -1450,37 +1057,21 @@
         </w:tc>
         <w:tc>
           <w:tcPr>
-            <w:tcW w:type="dxa" w:w="2100"/>
-            <w:tcMar>
-              <w:top w:w="90" w:type="dxa"/>
-              <w:start w:w="110" w:type="dxa"/>
-              <w:bottom w:w="90" w:type="dxa"/>
-              <w:end w:w="110" w:type="dxa"/>
-            </w:tcMar>
-            <w:tcBorders>
-              <w:top w:val="single" w:sz="6" w:space="0" w:color="808080"/>
-              <w:start w:val="single" w:sz="6" w:space="0" w:color="808080"/>
-              <w:bottom w:val="single" w:sz="6" w:space="0" w:color="808080"/>
-              <w:end w:val="single" w:sz="6" w:space="0" w:color="808080"/>
-              <w:insideH w:val="single" w:sz="6" w:space="0" w:color="808080"/>
-              <w:insideV w:val="single" w:sz="6" w:space="0" w:color="808080"/>
-            </w:tcBorders>
+            <w:tcW w:type="dxa" w:w="2880"/>
             <w:vAlign w:val="center"/>
           </w:tcPr>
           <w:p>
             <w:pPr>
-              <w:spacing w:before="0" w:after="0" w:line="240" w:lineRule="auto"/>
+              <w:spacing w:after="0" w:line="240" w:lineRule="auto"/>
               <w:jc w:val="left"/>
             </w:pPr>
             <w:r/>
             <w:r>
               <w:rPr>
-                <w:rFonts w:ascii="Times New Roman" w:hAnsi="Times New Roman" w:cs="Times New Roman"/>
+                <w:rFonts w:ascii="Times New Roman" w:hAnsi="Times New Roman" w:eastAsia="Times New Roman"/>
                 <w:b w:val="0"/>
                 <w:i w:val="0"/>
-                <w:vanish w:val="0"/>
-                <w:color w:val="000000"/>
-                <w:sz w:val="15"/>
+                <w:sz w:val="16"/>
               </w:rPr>
               <w:t>{referenceProtocolStandard}</w:t>
             </w:r>
@@ -1488,37 +1079,21 @@
         </w:tc>
         <w:tc>
           <w:tcPr>
-            <w:tcW w:type="dxa" w:w="1750"/>
-            <w:tcMar>
-              <w:top w:w="90" w:type="dxa"/>
-              <w:start w:w="110" w:type="dxa"/>
-              <w:bottom w:w="90" w:type="dxa"/>
-              <w:end w:w="110" w:type="dxa"/>
-            </w:tcMar>
-            <w:tcBorders>
-              <w:top w:val="single" w:sz="6" w:space="0" w:color="808080"/>
-              <w:start w:val="single" w:sz="6" w:space="0" w:color="808080"/>
-              <w:bottom w:val="single" w:sz="6" w:space="0" w:color="808080"/>
-              <w:end w:val="single" w:sz="6" w:space="0" w:color="808080"/>
-              <w:insideH w:val="single" w:sz="6" w:space="0" w:color="808080"/>
-              <w:insideV w:val="single" w:sz="6" w:space="0" w:color="808080"/>
-            </w:tcBorders>
+            <w:tcW w:type="dxa" w:w="2376"/>
             <w:vAlign w:val="center"/>
           </w:tcPr>
           <w:p>
             <w:pPr>
-              <w:spacing w:before="0" w:after="0" w:line="240" w:lineRule="auto"/>
+              <w:spacing w:after="0" w:line="240" w:lineRule="auto"/>
               <w:jc w:val="left"/>
             </w:pPr>
             <w:r/>
             <w:r>
               <w:rPr>
-                <w:rFonts w:ascii="Times New Roman" w:hAnsi="Times New Roman" w:cs="Times New Roman"/>
+                <w:rFonts w:ascii="Times New Roman" w:hAnsi="Times New Roman" w:eastAsia="Times New Roman"/>
                 <w:b w:val="0"/>
                 <w:i w:val="0"/>
-                <w:vanish w:val="0"/>
-                <w:color w:val="000000"/>
-                <w:sz w:val="15"/>
+                <w:sz w:val="16"/>
               </w:rPr>
               <w:t>{acceptanceCriterion}</w:t>
             </w:r>
@@ -1526,50 +1101,23 @@
         </w:tc>
         <w:tc>
           <w:tcPr>
-            <w:tcW w:type="dxa" w:w="2406"/>
-            <w:tcMar>
-              <w:top w:w="90" w:type="dxa"/>
-              <w:start w:w="110" w:type="dxa"/>
-              <w:bottom w:w="90" w:type="dxa"/>
-              <w:end w:w="110" w:type="dxa"/>
-            </w:tcMar>
-            <w:tcBorders>
-              <w:top w:val="single" w:sz="6" w:space="0" w:color="808080"/>
-              <w:start w:val="single" w:sz="6" w:space="0" w:color="808080"/>
-              <w:bottom w:val="single" w:sz="6" w:space="0" w:color="808080"/>
-              <w:end w:val="single" w:sz="6" w:space="0" w:color="808080"/>
-              <w:insideH w:val="single" w:sz="6" w:space="0" w:color="808080"/>
-              <w:insideV w:val="single" w:sz="6" w:space="0" w:color="808080"/>
-            </w:tcBorders>
+            <w:tcW w:type="dxa" w:w="3744"/>
             <w:vAlign w:val="center"/>
           </w:tcPr>
           <w:p>
             <w:pPr>
-              <w:spacing w:before="0" w:after="0" w:line="240" w:lineRule="auto"/>
+              <w:spacing w:after="0" w:line="240" w:lineRule="auto"/>
               <w:jc w:val="left"/>
             </w:pPr>
             <w:r/>
             <w:r>
               <w:rPr>
-                <w:rFonts w:ascii="Times New Roman" w:hAnsi="Times New Roman" w:cs="Times New Roman"/>
+                <w:rFonts w:ascii="Times New Roman" w:hAnsi="Times New Roman" w:eastAsia="Times New Roman"/>
                 <w:b w:val="0"/>
                 <w:i w:val="0"/>
-                <w:vanish w:val="0"/>
-                <w:color w:val="000000"/>
-                <w:sz w:val="15"/>
+                <w:sz w:val="16"/>
               </w:rPr>
-              <w:t>{testReportResult}</w:t>
-            </w:r>
-            <w:r>
-              <w:rPr>
-                <w:rFonts w:ascii="Times New Roman" w:hAnsi="Times New Roman" w:cs="Times New Roman"/>
-                <w:b w:val="0"/>
-                <w:i w:val="0"/>
-                <w:vanish/>
-                <w:color w:val="FFFFFF"/>
-                <w:sz w:val="2"/>
-              </w:rPr>
-              <w:t>{/deviceTestEvidence}</w:t>
+              <w:t>{testReportResult}{/deviceTestEvidence}</w:t>
             </w:r>
           </w:p>
         </w:tc>
@@ -1577,33 +1125,27 @@
     </w:tbl>
     <w:p>
       <w:pPr>
-        <w:keepNext w:val="0"/>
-        <w:keepLines w:val="0"/>
-        <w:spacing w:before="0" w:after="20" w:line="252" w:lineRule="auto"/>
-      </w:pPr>
-    </w:p>
-    <w:p>
-      <w:pPr>
-        <w:pStyle w:val="Heading1"/>
+        <w:spacing w:before="140" w:after="40" w:line="240" w:lineRule="auto"/>
       </w:pPr>
       <w:r>
+        <w:rPr>
+          <w:rFonts w:ascii="Times New Roman" w:hAnsi="Times New Roman" w:eastAsia="Times New Roman"/>
+          <w:b/>
+          <w:i w:val="0"/>
+          <w:sz w:val="22"/>
+        </w:rPr>
         <w:t>11. Rationale for Test Selection</w:t>
       </w:r>
     </w:p>
     <w:p>
       <w:pPr>
-        <w:keepNext w:val="0"/>
-        <w:keepLines/>
-        <w:spacing w:before="40" w:after="100" w:line="264" w:lineRule="auto"/>
-        <w:jc w:val="left"/>
+        <w:spacing w:after="0" w:before="0" w:line="240" w:lineRule="auto"/>
       </w:pPr>
       <w:r>
         <w:rPr>
-          <w:rFonts w:ascii="Times New Roman" w:hAnsi="Times New Roman" w:cs="Times New Roman"/>
+          <w:rFonts w:ascii="Times New Roman" w:hAnsi="Times New Roman" w:eastAsia="Times New Roman"/>
           <w:b w:val="0"/>
           <w:i w:val="0"/>
-          <w:vanish w:val="0"/>
-          <w:color w:val="000000"/>
           <w:sz w:val="20"/>
         </w:rPr>
         <w:t>{testSelectionRationale}</w:t>
@@ -1611,65 +1153,69 @@
     </w:p>
     <w:p>
       <w:pPr>
-        <w:pStyle w:val="Heading1"/>
+        <w:spacing w:before="140" w:after="40" w:line="240" w:lineRule="auto"/>
       </w:pPr>
       <w:r>
+        <w:rPr>
+          <w:rFonts w:ascii="Times New Roman" w:hAnsi="Times New Roman" w:eastAsia="Times New Roman"/>
+          <w:b/>
+          <w:i w:val="0"/>
+          <w:sz w:val="22"/>
+        </w:rPr>
         <w:t>12. Essential Principles Cross-reference</w:t>
       </w:r>
     </w:p>
     <w:p>
       <w:pPr>
-        <w:keepNext w:val="0"/>
-        <w:keepLines/>
-        <w:spacing w:before="40" w:after="100" w:line="264" w:lineRule="auto"/>
-        <w:jc w:val="left"/>
+        <w:spacing w:after="0" w:before="0" w:line="240" w:lineRule="auto"/>
       </w:pPr>
       <w:r>
         <w:rPr>
-          <w:rFonts w:ascii="Times New Roman" w:hAnsi="Times New Roman" w:cs="Times New Roman"/>
+          <w:rFonts w:ascii="Times New Roman" w:hAnsi="Times New Roman" w:eastAsia="Times New Roman"/>
           <w:b w:val="0"/>
           <w:i w:val="0"/>
-          <w:vanish w:val="0"/>
-          <w:color w:val="000000"/>
           <w:sz w:val="20"/>
         </w:rPr>
         <w:t>{essentialPrinciplesCrossReference}</w:t>
       </w:r>
+    </w:p>
+    <w:p>
+      <w:pPr>
+        <w:spacing w:after="40" w:before="0" w:line="240" w:lineRule="auto"/>
+      </w:pPr>
       <w:r>
         <w:rPr>
-          <w:rFonts w:ascii="Times New Roman" w:hAnsi="Times New Roman" w:cs="Times New Roman"/>
+          <w:rFonts w:ascii="Times New Roman" w:hAnsi="Times New Roman" w:eastAsia="Times New Roman"/>
           <w:b w:val="0"/>
           <w:i/>
-          <w:vanish w:val="0"/>
-          <w:color w:val="666666"/>
-          <w:sz w:val="17"/>
+          <w:sz w:val="18"/>
         </w:rPr>
-        <w:br/>
         <w:t>Refer to the separately generated Essential Principles Checklist; do not duplicate it here.</w:t>
       </w:r>
     </w:p>
     <w:p>
       <w:pPr>
-        <w:pStyle w:val="Heading1"/>
+        <w:spacing w:before="140" w:after="40" w:line="240" w:lineRule="auto"/>
       </w:pPr>
       <w:r>
+        <w:rPr>
+          <w:rFonts w:ascii="Times New Roman" w:hAnsi="Times New Roman" w:eastAsia="Times New Roman"/>
+          <w:b/>
+          <w:i w:val="0"/>
+          <w:sz w:val="22"/>
+        </w:rPr>
         <w:t>13. Design Analysis Conclusion</w:t>
       </w:r>
     </w:p>
     <w:p>
       <w:pPr>
-        <w:keepNext w:val="0"/>
-        <w:keepLines/>
-        <w:spacing w:before="40" w:after="100" w:line="264" w:lineRule="auto"/>
-        <w:jc w:val="left"/>
+        <w:spacing w:after="0" w:before="0" w:line="240" w:lineRule="auto"/>
       </w:pPr>
       <w:r>
         <w:rPr>
-          <w:rFonts w:ascii="Times New Roman" w:hAnsi="Times New Roman" w:cs="Times New Roman"/>
+          <w:rFonts w:ascii="Times New Roman" w:hAnsi="Times New Roman" w:eastAsia="Times New Roman"/>
           <w:b w:val="0"/>
           <w:i w:val="0"/>
-          <w:vanish w:val="0"/>
-          <w:color w:val="000000"/>
           <w:sz w:val="20"/>
         </w:rPr>
         <w:t>{designAnalysisConclusion}</w:t>
@@ -1677,64 +1223,62 @@
     </w:p>
     <w:p>
       <w:pPr>
-        <w:pStyle w:val="Heading1"/>
+        <w:spacing w:before="140" w:after="40" w:line="240" w:lineRule="auto"/>
       </w:pPr>
       <w:r>
+        <w:rPr>
+          <w:rFonts w:ascii="Times New Roman" w:hAnsi="Times New Roman" w:eastAsia="Times New Roman"/>
+          <w:b/>
+          <w:i w:val="0"/>
+          <w:sz w:val="22"/>
+        </w:rPr>
         <w:t>14. Review and Approval</w:t>
       </w:r>
     </w:p>
     <w:tbl>
       <w:tblPr>
-        <w:tblW w:type="dxa" w:w="8906"/>
-        <w:jc w:val="left"/>
+        <w:tblW w:type="auto" w:w="0"/>
+        <w:jc w:val="center"/>
         <w:tblLayout w:type="fixed"/>
         <w:tblLook w:firstColumn="1" w:firstRow="1" w:lastColumn="0" w:lastRow="0" w:noHBand="0" w:noVBand="1" w:val="04A0"/>
-        <w:tblInd w:w="110" w:type="dxa"/>
+        <w:tblBorders>
+          <w:top w:val="single" w:sz="6" w:space="0" w:color="777777"/>
+          <w:left w:val="single" w:sz="6" w:space="0" w:color="777777"/>
+          <w:bottom w:val="single" w:sz="6" w:space="0" w:color="777777"/>
+          <w:right w:val="single" w:sz="6" w:space="0" w:color="777777"/>
+          <w:insideH w:val="single" w:sz="6" w:space="0" w:color="777777"/>
+          <w:insideV w:val="single" w:sz="6" w:space="0" w:color="777777"/>
+        </w:tblBorders>
+        <w:tblLayout w:type="fixed"/>
       </w:tblPr>
       <w:tblGrid>
-        <w:gridCol w:w="1600"/>
-        <w:gridCol w:w="3100"/>
-        <w:gridCol w:w="2100"/>
-        <w:gridCol w:w="2106"/>
+        <w:gridCol w:w="2664"/>
+        <w:gridCol w:w="2664"/>
+        <w:gridCol w:w="2664"/>
+        <w:gridCol w:w="2664"/>
       </w:tblGrid>
       <w:tr>
         <w:trPr>
-          <w:tblHeader w:val="true"/>
+          <w:cantSplit/>
         </w:trPr>
         <w:tc>
           <w:tcPr>
-            <w:tcW w:type="dxa" w:w="1600"/>
-            <w:tcMar>
-              <w:top w:w="90" w:type="dxa"/>
-              <w:start w:w="110" w:type="dxa"/>
-              <w:bottom w:w="90" w:type="dxa"/>
-              <w:end w:w="110" w:type="dxa"/>
-            </w:tcMar>
-            <w:tcBorders>
-              <w:top w:val="single" w:sz="6" w:space="0" w:color="808080"/>
-              <w:start w:val="single" w:sz="6" w:space="0" w:color="808080"/>
-              <w:bottom w:val="single" w:sz="6" w:space="0" w:color="808080"/>
-              <w:end w:val="single" w:sz="6" w:space="0" w:color="808080"/>
-              <w:insideH w:val="single" w:sz="6" w:space="0" w:color="808080"/>
-              <w:insideV w:val="single" w:sz="6" w:space="0" w:color="808080"/>
-            </w:tcBorders>
+            <w:tcW w:type="dxa" w:w="1800"/>
             <w:vAlign w:val="center"/>
-            <w:shd w:val="clear" w:color="auto" w:fill="E7E6E6"/>
+            <w:shd w:fill="E7E7E7"/>
           </w:tcPr>
           <w:p>
             <w:pPr>
-              <w:spacing w:before="0" w:after="0" w:line="252" w:lineRule="auto"/>
+              <w:spacing w:after="0" w:line="240" w:lineRule="auto"/>
               <w:jc w:val="center"/>
             </w:pPr>
             <w:r/>
             <w:r>
               <w:rPr>
-                <w:rFonts w:ascii="Times New Roman" w:hAnsi="Times New Roman" w:cs="Times New Roman"/>
+                <w:rFonts w:ascii="Times New Roman" w:hAnsi="Times New Roman" w:eastAsia="Times New Roman"/>
                 <w:b/>
                 <w:i w:val="0"/>
-                <w:vanish w:val="0"/>
-                <w:color w:val="000000"/>
-                <w:sz w:val="16"/>
+                <w:sz w:val="17"/>
               </w:rPr>
               <w:t>Role</w:t>
             </w:r>
@@ -1742,38 +1286,22 @@
         </w:tc>
         <w:tc>
           <w:tcPr>
-            <w:tcW w:type="dxa" w:w="3100"/>
-            <w:tcMar>
-              <w:top w:w="90" w:type="dxa"/>
-              <w:start w:w="110" w:type="dxa"/>
-              <w:bottom w:w="90" w:type="dxa"/>
-              <w:end w:w="110" w:type="dxa"/>
-            </w:tcMar>
-            <w:tcBorders>
-              <w:top w:val="single" w:sz="6" w:space="0" w:color="808080"/>
-              <w:start w:val="single" w:sz="6" w:space="0" w:color="808080"/>
-              <w:bottom w:val="single" w:sz="6" w:space="0" w:color="808080"/>
-              <w:end w:val="single" w:sz="6" w:space="0" w:color="808080"/>
-              <w:insideH w:val="single" w:sz="6" w:space="0" w:color="808080"/>
-              <w:insideV w:val="single" w:sz="6" w:space="0" w:color="808080"/>
-            </w:tcBorders>
+            <w:tcW w:type="dxa" w:w="4608"/>
             <w:vAlign w:val="center"/>
-            <w:shd w:val="clear" w:color="auto" w:fill="E7E6E6"/>
+            <w:shd w:fill="E7E7E7"/>
           </w:tcPr>
           <w:p>
             <w:pPr>
-              <w:spacing w:before="0" w:after="0" w:line="252" w:lineRule="auto"/>
+              <w:spacing w:after="0" w:line="240" w:lineRule="auto"/>
               <w:jc w:val="center"/>
             </w:pPr>
             <w:r/>
             <w:r>
               <w:rPr>
-                <w:rFonts w:ascii="Times New Roman" w:hAnsi="Times New Roman" w:cs="Times New Roman"/>
+                <w:rFonts w:ascii="Times New Roman" w:hAnsi="Times New Roman" w:eastAsia="Times New Roman"/>
                 <w:b/>
                 <w:i w:val="0"/>
-                <w:vanish w:val="0"/>
-                <w:color w:val="000000"/>
-                <w:sz w:val="16"/>
+                <w:sz w:val="17"/>
               </w:rPr>
               <w:t>Name / designation</w:t>
             </w:r>
@@ -1781,38 +1309,22 @@
         </w:tc>
         <w:tc>
           <w:tcPr>
-            <w:tcW w:type="dxa" w:w="2100"/>
-            <w:tcMar>
-              <w:top w:w="90" w:type="dxa"/>
-              <w:start w:w="110" w:type="dxa"/>
-              <w:bottom w:w="90" w:type="dxa"/>
-              <w:end w:w="110" w:type="dxa"/>
-            </w:tcMar>
-            <w:tcBorders>
-              <w:top w:val="single" w:sz="6" w:space="0" w:color="808080"/>
-              <w:start w:val="single" w:sz="6" w:space="0" w:color="808080"/>
-              <w:bottom w:val="single" w:sz="6" w:space="0" w:color="808080"/>
-              <w:end w:val="single" w:sz="6" w:space="0" w:color="808080"/>
-              <w:insideH w:val="single" w:sz="6" w:space="0" w:color="808080"/>
-              <w:insideV w:val="single" w:sz="6" w:space="0" w:color="808080"/>
-            </w:tcBorders>
+            <w:tcW w:type="dxa" w:w="3168"/>
             <w:vAlign w:val="center"/>
-            <w:shd w:val="clear" w:color="auto" w:fill="E7E6E6"/>
+            <w:shd w:fill="E7E7E7"/>
           </w:tcPr>
           <w:p>
             <w:pPr>
-              <w:spacing w:before="0" w:after="0" w:line="252" w:lineRule="auto"/>
+              <w:spacing w:after="0" w:line="240" w:lineRule="auto"/>
               <w:jc w:val="center"/>
             </w:pPr>
             <w:r/>
             <w:r>
               <w:rPr>
-                <w:rFonts w:ascii="Times New Roman" w:hAnsi="Times New Roman" w:cs="Times New Roman"/>
+                <w:rFonts w:ascii="Times New Roman" w:hAnsi="Times New Roman" w:eastAsia="Times New Roman"/>
                 <w:b/>
                 <w:i w:val="0"/>
-                <w:vanish w:val="0"/>
-                <w:color w:val="000000"/>
-                <w:sz w:val="16"/>
+                <w:sz w:val="17"/>
               </w:rPr>
               <w:t>Signature</w:t>
             </w:r>
@@ -1820,38 +1332,22 @@
         </w:tc>
         <w:tc>
           <w:tcPr>
-            <w:tcW w:type="dxa" w:w="2106"/>
-            <w:tcMar>
-              <w:top w:w="90" w:type="dxa"/>
-              <w:start w:w="110" w:type="dxa"/>
-              <w:bottom w:w="90" w:type="dxa"/>
-              <w:end w:w="110" w:type="dxa"/>
-            </w:tcMar>
-            <w:tcBorders>
-              <w:top w:val="single" w:sz="6" w:space="0" w:color="808080"/>
-              <w:start w:val="single" w:sz="6" w:space="0" w:color="808080"/>
-              <w:bottom w:val="single" w:sz="6" w:space="0" w:color="808080"/>
-              <w:end w:val="single" w:sz="6" w:space="0" w:color="808080"/>
-              <w:insideH w:val="single" w:sz="6" w:space="0" w:color="808080"/>
-              <w:insideV w:val="single" w:sz="6" w:space="0" w:color="808080"/>
-            </w:tcBorders>
+            <w:tcW w:type="dxa" w:w="2880"/>
             <w:vAlign w:val="center"/>
-            <w:shd w:val="clear" w:color="auto" w:fill="E7E6E6"/>
+            <w:shd w:fill="E7E7E7"/>
           </w:tcPr>
           <w:p>
             <w:pPr>
-              <w:spacing w:before="0" w:after="0" w:line="252" w:lineRule="auto"/>
+              <w:spacing w:after="0" w:line="240" w:lineRule="auto"/>
               <w:jc w:val="center"/>
             </w:pPr>
             <w:r/>
             <w:r>
               <w:rPr>
-                <w:rFonts w:ascii="Times New Roman" w:hAnsi="Times New Roman" w:cs="Times New Roman"/>
+                <w:rFonts w:ascii="Times New Roman" w:hAnsi="Times New Roman" w:eastAsia="Times New Roman"/>
                 <w:b/>
                 <w:i w:val="0"/>
-                <w:vanish w:val="0"/>
-                <w:color w:val="000000"/>
-                <w:sz w:val="16"/>
+                <w:sz w:val="17"/>
               </w:rPr>
               <w:t>Date</w:t>
             </w:r>
@@ -1860,41 +1356,25 @@
       </w:tr>
       <w:tr>
         <w:trPr>
-          <w:cantSplit w:val="true"/>
+          <w:cantSplit/>
         </w:trPr>
         <w:tc>
           <w:tcPr>
-            <w:tcW w:type="dxa" w:w="1600"/>
-            <w:tcMar>
-              <w:top w:w="90" w:type="dxa"/>
-              <w:start w:w="110" w:type="dxa"/>
-              <w:bottom w:w="90" w:type="dxa"/>
-              <w:end w:w="110" w:type="dxa"/>
-            </w:tcMar>
-            <w:tcBorders>
-              <w:top w:val="single" w:sz="6" w:space="0" w:color="808080"/>
-              <w:start w:val="single" w:sz="6" w:space="0" w:color="808080"/>
-              <w:bottom w:val="single" w:sz="6" w:space="0" w:color="808080"/>
-              <w:end w:val="single" w:sz="6" w:space="0" w:color="808080"/>
-              <w:insideH w:val="single" w:sz="6" w:space="0" w:color="808080"/>
-              <w:insideV w:val="single" w:sz="6" w:space="0" w:color="808080"/>
-            </w:tcBorders>
+            <w:tcW w:type="dxa" w:w="1800"/>
             <w:vAlign w:val="center"/>
           </w:tcPr>
           <w:p>
             <w:pPr>
-              <w:spacing w:before="0" w:after="0" w:line="252" w:lineRule="auto"/>
-              <w:jc w:val="center"/>
+              <w:spacing w:after="0" w:line="240" w:lineRule="auto"/>
+              <w:jc w:val="left"/>
             </w:pPr>
             <w:r/>
             <w:r>
               <w:rPr>
-                <w:rFonts w:ascii="Times New Roman" w:hAnsi="Times New Roman" w:cs="Times New Roman"/>
+                <w:rFonts w:ascii="Times New Roman" w:hAnsi="Times New Roman" w:eastAsia="Times New Roman"/>
                 <w:b w:val="0"/>
                 <w:i w:val="0"/>
-                <w:vanish w:val="0"/>
-                <w:color w:val="000000"/>
-                <w:sz w:val="16"/>
+                <w:sz w:val="17"/>
               </w:rPr>
               <w:t>Prepared by</w:t>
             </w:r>
@@ -1902,155 +1382,92 @@
         </w:tc>
         <w:tc>
           <w:tcPr>
-            <w:tcW w:type="dxa" w:w="3100"/>
-            <w:tcMar>
-              <w:top w:w="90" w:type="dxa"/>
-              <w:start w:w="110" w:type="dxa"/>
-              <w:bottom w:w="90" w:type="dxa"/>
-              <w:end w:w="110" w:type="dxa"/>
-            </w:tcMar>
-            <w:tcBorders>
-              <w:top w:val="single" w:sz="6" w:space="0" w:color="808080"/>
-              <w:start w:val="single" w:sz="6" w:space="0" w:color="808080"/>
-              <w:bottom w:val="single" w:sz="6" w:space="0" w:color="808080"/>
-              <w:end w:val="single" w:sz="6" w:space="0" w:color="808080"/>
-              <w:insideH w:val="single" w:sz="6" w:space="0" w:color="808080"/>
-              <w:insideV w:val="single" w:sz="6" w:space="0" w:color="808080"/>
-            </w:tcBorders>
+            <w:tcW w:type="dxa" w:w="4608"/>
             <w:vAlign w:val="center"/>
           </w:tcPr>
           <w:p>
             <w:pPr>
-              <w:spacing w:before="0" w:after="0" w:line="252" w:lineRule="auto"/>
+              <w:spacing w:after="0" w:line="240" w:lineRule="auto"/>
               <w:jc w:val="left"/>
             </w:pPr>
             <w:r/>
             <w:r>
               <w:rPr>
-                <w:rFonts w:ascii="Times New Roman" w:hAnsi="Times New Roman" w:cs="Times New Roman"/>
+                <w:rFonts w:ascii="Times New Roman" w:hAnsi="Times New Roman" w:eastAsia="Times New Roman"/>
                 <w:b w:val="0"/>
                 <w:i w:val="0"/>
-                <w:vanish w:val="0"/>
-                <w:color w:val="000000"/>
-                <w:sz w:val="16"/>
+                <w:sz w:val="17"/>
               </w:rPr>
-              <w:t>{designPreparedBy}</w:t>
+              <w:t>{applicantName}</w:t>
             </w:r>
           </w:p>
         </w:tc>
         <w:tc>
           <w:tcPr>
-            <w:tcW w:type="dxa" w:w="2100"/>
-            <w:tcMar>
-              <w:top w:w="90" w:type="dxa"/>
-              <w:start w:w="110" w:type="dxa"/>
-              <w:bottom w:w="90" w:type="dxa"/>
-              <w:end w:w="110" w:type="dxa"/>
-            </w:tcMar>
-            <w:tcBorders>
-              <w:top w:val="single" w:sz="6" w:space="0" w:color="808080"/>
-              <w:start w:val="single" w:sz="6" w:space="0" w:color="808080"/>
-              <w:bottom w:val="single" w:sz="6" w:space="0" w:color="808080"/>
-              <w:end w:val="single" w:sz="6" w:space="0" w:color="808080"/>
-              <w:insideH w:val="single" w:sz="6" w:space="0" w:color="808080"/>
-              <w:insideV w:val="single" w:sz="6" w:space="0" w:color="808080"/>
-            </w:tcBorders>
+            <w:tcW w:type="dxa" w:w="3168"/>
             <w:vAlign w:val="center"/>
           </w:tcPr>
           <w:p>
             <w:pPr>
-              <w:spacing w:before="0" w:after="0" w:line="252" w:lineRule="auto"/>
-              <w:jc w:val="left"/>
+              <w:spacing w:after="0" w:line="240" w:lineRule="auto"/>
+              <w:jc w:val="center"/>
             </w:pPr>
             <w:r/>
             <w:r>
               <w:rPr>
-                <w:rFonts w:ascii="Times New Roman" w:hAnsi="Times New Roman" w:cs="Times New Roman"/>
+                <w:rFonts w:ascii="Times New Roman" w:hAnsi="Times New Roman" w:eastAsia="Times New Roman"/>
                 <w:b w:val="0"/>
                 <w:i w:val="0"/>
-                <w:vanish w:val="0"/>
-                <w:color w:val="000000"/>
-                <w:sz w:val="16"/>
+                <w:sz w:val="17"/>
               </w:rPr>
+              <w:t>________________________</w:t>
             </w:r>
           </w:p>
         </w:tc>
         <w:tc>
           <w:tcPr>
-            <w:tcW w:type="dxa" w:w="2106"/>
-            <w:tcMar>
-              <w:top w:w="90" w:type="dxa"/>
-              <w:start w:w="110" w:type="dxa"/>
-              <w:bottom w:w="90" w:type="dxa"/>
-              <w:end w:w="110" w:type="dxa"/>
-            </w:tcMar>
-            <w:tcBorders>
-              <w:top w:val="single" w:sz="6" w:space="0" w:color="808080"/>
-              <w:start w:val="single" w:sz="6" w:space="0" w:color="808080"/>
-              <w:bottom w:val="single" w:sz="6" w:space="0" w:color="808080"/>
-              <w:end w:val="single" w:sz="6" w:space="0" w:color="808080"/>
-              <w:insideH w:val="single" w:sz="6" w:space="0" w:color="808080"/>
-              <w:insideV w:val="single" w:sz="6" w:space="0" w:color="808080"/>
-            </w:tcBorders>
+            <w:tcW w:type="dxa" w:w="2880"/>
             <w:vAlign w:val="center"/>
           </w:tcPr>
           <w:p>
             <w:pPr>
-              <w:spacing w:before="0" w:after="0" w:line="252" w:lineRule="auto"/>
-              <w:jc w:val="left"/>
+              <w:spacing w:after="0" w:line="240" w:lineRule="auto"/>
+              <w:jc w:val="center"/>
             </w:pPr>
             <w:r/>
             <w:r>
               <w:rPr>
-                <w:rFonts w:ascii="Times New Roman" w:hAnsi="Times New Roman" w:cs="Times New Roman"/>
+                <w:rFonts w:ascii="Times New Roman" w:hAnsi="Times New Roman" w:eastAsia="Times New Roman"/>
                 <w:b w:val="0"/>
                 <w:i w:val="0"/>
-                <w:vanish w:val="0"/>
-                <w:color w:val="000000"/>
-                <w:sz w:val="16"/>
+                <w:sz w:val="17"/>
               </w:rPr>
-              <w:t>{designPreparedDate}</w:t>
+              <w:t>{applicationDate}</w:t>
             </w:r>
           </w:p>
         </w:tc>
       </w:tr>
       <w:tr>
         <w:trPr>
-          <w:cantSplit w:val="true"/>
+          <w:cantSplit/>
         </w:trPr>
         <w:tc>
           <w:tcPr>
-            <w:tcW w:type="dxa" w:w="1600"/>
-            <w:tcMar>
-              <w:top w:w="90" w:type="dxa"/>
-              <w:start w:w="110" w:type="dxa"/>
-              <w:bottom w:w="90" w:type="dxa"/>
-              <w:end w:w="110" w:type="dxa"/>
-            </w:tcMar>
-            <w:tcBorders>
-              <w:top w:val="single" w:sz="6" w:space="0" w:color="808080"/>
-              <w:start w:val="single" w:sz="6" w:space="0" w:color="808080"/>
-              <w:bottom w:val="single" w:sz="6" w:space="0" w:color="808080"/>
-              <w:end w:val="single" w:sz="6" w:space="0" w:color="808080"/>
-              <w:insideH w:val="single" w:sz="6" w:space="0" w:color="808080"/>
-              <w:insideV w:val="single" w:sz="6" w:space="0" w:color="808080"/>
-            </w:tcBorders>
+            <w:tcW w:type="dxa" w:w="1800"/>
             <w:vAlign w:val="center"/>
           </w:tcPr>
           <w:p>
             <w:pPr>
-              <w:spacing w:before="0" w:after="0" w:line="252" w:lineRule="auto"/>
-              <w:jc w:val="center"/>
+              <w:spacing w:after="0" w:line="240" w:lineRule="auto"/>
+              <w:jc w:val="left"/>
             </w:pPr>
             <w:r/>
             <w:r>
               <w:rPr>
-                <w:rFonts w:ascii="Times New Roman" w:hAnsi="Times New Roman" w:cs="Times New Roman"/>
+                <w:rFonts w:ascii="Times New Roman" w:hAnsi="Times New Roman" w:eastAsia="Times New Roman"/>
                 <w:b w:val="0"/>
                 <w:i w:val="0"/>
-                <w:vanish w:val="0"/>
-                <w:color w:val="000000"/>
-                <w:sz w:val="16"/>
+                <w:sz w:val="17"/>
               </w:rPr>
               <w:t>Reviewed by</w:t>
             </w:r>
@@ -2058,155 +1475,92 @@
         </w:tc>
         <w:tc>
           <w:tcPr>
-            <w:tcW w:type="dxa" w:w="3100"/>
-            <w:tcMar>
-              <w:top w:w="90" w:type="dxa"/>
-              <w:start w:w="110" w:type="dxa"/>
-              <w:bottom w:w="90" w:type="dxa"/>
-              <w:end w:w="110" w:type="dxa"/>
-            </w:tcMar>
-            <w:tcBorders>
-              <w:top w:val="single" w:sz="6" w:space="0" w:color="808080"/>
-              <w:start w:val="single" w:sz="6" w:space="0" w:color="808080"/>
-              <w:bottom w:val="single" w:sz="6" w:space="0" w:color="808080"/>
-              <w:end w:val="single" w:sz="6" w:space="0" w:color="808080"/>
-              <w:insideH w:val="single" w:sz="6" w:space="0" w:color="808080"/>
-              <w:insideV w:val="single" w:sz="6" w:space="0" w:color="808080"/>
-            </w:tcBorders>
+            <w:tcW w:type="dxa" w:w="4608"/>
             <w:vAlign w:val="center"/>
           </w:tcPr>
           <w:p>
             <w:pPr>
-              <w:spacing w:before="0" w:after="0" w:line="252" w:lineRule="auto"/>
+              <w:spacing w:after="0" w:line="240" w:lineRule="auto"/>
               <w:jc w:val="left"/>
             </w:pPr>
             <w:r/>
             <w:r>
               <w:rPr>
-                <w:rFonts w:ascii="Times New Roman" w:hAnsi="Times New Roman" w:cs="Times New Roman"/>
+                <w:rFonts w:ascii="Times New Roman" w:hAnsi="Times New Roman" w:eastAsia="Times New Roman"/>
                 <w:b w:val="0"/>
                 <w:i w:val="0"/>
-                <w:vanish w:val="0"/>
-                <w:color w:val="000000"/>
-                <w:sz w:val="16"/>
+                <w:sz w:val="17"/>
               </w:rPr>
-              <w:t>{designReviewedBy}</w:t>
+              <w:t>{authorisedSignatoryName} | {authorisedSignatoryDesignation}</w:t>
             </w:r>
           </w:p>
         </w:tc>
         <w:tc>
           <w:tcPr>
-            <w:tcW w:type="dxa" w:w="2100"/>
-            <w:tcMar>
-              <w:top w:w="90" w:type="dxa"/>
-              <w:start w:w="110" w:type="dxa"/>
-              <w:bottom w:w="90" w:type="dxa"/>
-              <w:end w:w="110" w:type="dxa"/>
-            </w:tcMar>
-            <w:tcBorders>
-              <w:top w:val="single" w:sz="6" w:space="0" w:color="808080"/>
-              <w:start w:val="single" w:sz="6" w:space="0" w:color="808080"/>
-              <w:bottom w:val="single" w:sz="6" w:space="0" w:color="808080"/>
-              <w:end w:val="single" w:sz="6" w:space="0" w:color="808080"/>
-              <w:insideH w:val="single" w:sz="6" w:space="0" w:color="808080"/>
-              <w:insideV w:val="single" w:sz="6" w:space="0" w:color="808080"/>
-            </w:tcBorders>
+            <w:tcW w:type="dxa" w:w="3168"/>
             <w:vAlign w:val="center"/>
           </w:tcPr>
           <w:p>
             <w:pPr>
-              <w:spacing w:before="0" w:after="0" w:line="252" w:lineRule="auto"/>
-              <w:jc w:val="left"/>
+              <w:spacing w:after="0" w:line="240" w:lineRule="auto"/>
+              <w:jc w:val="center"/>
             </w:pPr>
             <w:r/>
             <w:r>
               <w:rPr>
-                <w:rFonts w:ascii="Times New Roman" w:hAnsi="Times New Roman" w:cs="Times New Roman"/>
+                <w:rFonts w:ascii="Times New Roman" w:hAnsi="Times New Roman" w:eastAsia="Times New Roman"/>
                 <w:b w:val="0"/>
                 <w:i w:val="0"/>
-                <w:vanish w:val="0"/>
-                <w:color w:val="000000"/>
-                <w:sz w:val="16"/>
+                <w:sz w:val="17"/>
               </w:rPr>
+              <w:t>________________________</w:t>
             </w:r>
           </w:p>
         </w:tc>
         <w:tc>
           <w:tcPr>
-            <w:tcW w:type="dxa" w:w="2106"/>
-            <w:tcMar>
-              <w:top w:w="90" w:type="dxa"/>
-              <w:start w:w="110" w:type="dxa"/>
-              <w:bottom w:w="90" w:type="dxa"/>
-              <w:end w:w="110" w:type="dxa"/>
-            </w:tcMar>
-            <w:tcBorders>
-              <w:top w:val="single" w:sz="6" w:space="0" w:color="808080"/>
-              <w:start w:val="single" w:sz="6" w:space="0" w:color="808080"/>
-              <w:bottom w:val="single" w:sz="6" w:space="0" w:color="808080"/>
-              <w:end w:val="single" w:sz="6" w:space="0" w:color="808080"/>
-              <w:insideH w:val="single" w:sz="6" w:space="0" w:color="808080"/>
-              <w:insideV w:val="single" w:sz="6" w:space="0" w:color="808080"/>
-            </w:tcBorders>
+            <w:tcW w:type="dxa" w:w="2880"/>
             <w:vAlign w:val="center"/>
           </w:tcPr>
           <w:p>
             <w:pPr>
-              <w:spacing w:before="0" w:after="0" w:line="252" w:lineRule="auto"/>
-              <w:jc w:val="left"/>
+              <w:spacing w:after="0" w:line="240" w:lineRule="auto"/>
+              <w:jc w:val="center"/>
             </w:pPr>
             <w:r/>
             <w:r>
               <w:rPr>
-                <w:rFonts w:ascii="Times New Roman" w:hAnsi="Times New Roman" w:cs="Times New Roman"/>
+                <w:rFonts w:ascii="Times New Roman" w:hAnsi="Times New Roman" w:eastAsia="Times New Roman"/>
                 <w:b w:val="0"/>
                 <w:i w:val="0"/>
-                <w:vanish w:val="0"/>
-                <w:color w:val="000000"/>
-                <w:sz w:val="16"/>
+                <w:sz w:val="17"/>
               </w:rPr>
-              <w:t>{designReviewedDate}</w:t>
+              <w:t>{applicationDate}</w:t>
             </w:r>
           </w:p>
         </w:tc>
       </w:tr>
       <w:tr>
         <w:trPr>
-          <w:cantSplit w:val="true"/>
+          <w:cantSplit/>
         </w:trPr>
         <w:tc>
           <w:tcPr>
-            <w:tcW w:type="dxa" w:w="1600"/>
-            <w:tcMar>
-              <w:top w:w="90" w:type="dxa"/>
-              <w:start w:w="110" w:type="dxa"/>
-              <w:bottom w:w="90" w:type="dxa"/>
-              <w:end w:w="110" w:type="dxa"/>
-            </w:tcMar>
-            <w:tcBorders>
-              <w:top w:val="single" w:sz="6" w:space="0" w:color="808080"/>
-              <w:start w:val="single" w:sz="6" w:space="0" w:color="808080"/>
-              <w:bottom w:val="single" w:sz="6" w:space="0" w:color="808080"/>
-              <w:end w:val="single" w:sz="6" w:space="0" w:color="808080"/>
-              <w:insideH w:val="single" w:sz="6" w:space="0" w:color="808080"/>
-              <w:insideV w:val="single" w:sz="6" w:space="0" w:color="808080"/>
-            </w:tcBorders>
+            <w:tcW w:type="dxa" w:w="1800"/>
             <w:vAlign w:val="center"/>
           </w:tcPr>
           <w:p>
             <w:pPr>
-              <w:spacing w:before="0" w:after="0" w:line="252" w:lineRule="auto"/>
-              <w:jc w:val="center"/>
+              <w:spacing w:after="0" w:line="240" w:lineRule="auto"/>
+              <w:jc w:val="left"/>
             </w:pPr>
             <w:r/>
             <w:r>
               <w:rPr>
-                <w:rFonts w:ascii="Times New Roman" w:hAnsi="Times New Roman" w:cs="Times New Roman"/>
+                <w:rFonts w:ascii="Times New Roman" w:hAnsi="Times New Roman" w:eastAsia="Times New Roman"/>
                 <w:b w:val="0"/>
                 <w:i w:val="0"/>
-                <w:vanish w:val="0"/>
-                <w:color w:val="000000"/>
-                <w:sz w:val="16"/>
+                <w:sz w:val="17"/>
               </w:rPr>
               <w:t>Approved by</w:t>
             </w:r>
@@ -2214,131 +1568,76 @@
         </w:tc>
         <w:tc>
           <w:tcPr>
-            <w:tcW w:type="dxa" w:w="3100"/>
-            <w:tcMar>
-              <w:top w:w="90" w:type="dxa"/>
-              <w:start w:w="110" w:type="dxa"/>
-              <w:bottom w:w="90" w:type="dxa"/>
-              <w:end w:w="110" w:type="dxa"/>
-            </w:tcMar>
-            <w:tcBorders>
-              <w:top w:val="single" w:sz="6" w:space="0" w:color="808080"/>
-              <w:start w:val="single" w:sz="6" w:space="0" w:color="808080"/>
-              <w:bottom w:val="single" w:sz="6" w:space="0" w:color="808080"/>
-              <w:end w:val="single" w:sz="6" w:space="0" w:color="808080"/>
-              <w:insideH w:val="single" w:sz="6" w:space="0" w:color="808080"/>
-              <w:insideV w:val="single" w:sz="6" w:space="0" w:color="808080"/>
-            </w:tcBorders>
+            <w:tcW w:type="dxa" w:w="4608"/>
             <w:vAlign w:val="center"/>
           </w:tcPr>
           <w:p>
             <w:pPr>
-              <w:spacing w:before="0" w:after="0" w:line="252" w:lineRule="auto"/>
+              <w:spacing w:after="0" w:line="240" w:lineRule="auto"/>
               <w:jc w:val="left"/>
             </w:pPr>
             <w:r/>
             <w:r>
               <w:rPr>
-                <w:rFonts w:ascii="Times New Roman" w:hAnsi="Times New Roman" w:cs="Times New Roman"/>
+                <w:rFonts w:ascii="Times New Roman" w:hAnsi="Times New Roman" w:eastAsia="Times New Roman"/>
                 <w:b w:val="0"/>
                 <w:i w:val="0"/>
-                <w:vanish w:val="0"/>
-                <w:color w:val="000000"/>
-                <w:sz w:val="16"/>
+                <w:sz w:val="17"/>
               </w:rPr>
-              <w:t>{designApprovedBy}</w:t>
+              <w:t>{authorisedSignatoryName} | {authorisedSignatoryDesignation}</w:t>
             </w:r>
           </w:p>
         </w:tc>
         <w:tc>
           <w:tcPr>
-            <w:tcW w:type="dxa" w:w="2100"/>
-            <w:tcMar>
-              <w:top w:w="90" w:type="dxa"/>
-              <w:start w:w="110" w:type="dxa"/>
-              <w:bottom w:w="90" w:type="dxa"/>
-              <w:end w:w="110" w:type="dxa"/>
-            </w:tcMar>
-            <w:tcBorders>
-              <w:top w:val="single" w:sz="6" w:space="0" w:color="808080"/>
-              <w:start w:val="single" w:sz="6" w:space="0" w:color="808080"/>
-              <w:bottom w:val="single" w:sz="6" w:space="0" w:color="808080"/>
-              <w:end w:val="single" w:sz="6" w:space="0" w:color="808080"/>
-              <w:insideH w:val="single" w:sz="6" w:space="0" w:color="808080"/>
-              <w:insideV w:val="single" w:sz="6" w:space="0" w:color="808080"/>
-            </w:tcBorders>
+            <w:tcW w:type="dxa" w:w="3168"/>
             <w:vAlign w:val="center"/>
           </w:tcPr>
           <w:p>
             <w:pPr>
-              <w:spacing w:before="0" w:after="0" w:line="252" w:lineRule="auto"/>
-              <w:jc w:val="left"/>
+              <w:spacing w:after="0" w:line="240" w:lineRule="auto"/>
+              <w:jc w:val="center"/>
             </w:pPr>
             <w:r/>
             <w:r>
               <w:rPr>
-                <w:rFonts w:ascii="Times New Roman" w:hAnsi="Times New Roman" w:cs="Times New Roman"/>
+                <w:rFonts w:ascii="Times New Roman" w:hAnsi="Times New Roman" w:eastAsia="Times New Roman"/>
                 <w:b w:val="0"/>
                 <w:i w:val="0"/>
-                <w:vanish w:val="0"/>
-                <w:color w:val="000000"/>
-                <w:sz w:val="16"/>
+                <w:sz w:val="17"/>
               </w:rPr>
+              <w:t>________________________</w:t>
             </w:r>
           </w:p>
         </w:tc>
         <w:tc>
           <w:tcPr>
-            <w:tcW w:type="dxa" w:w="2106"/>
-            <w:tcMar>
-              <w:top w:w="90" w:type="dxa"/>
-              <w:start w:w="110" w:type="dxa"/>
-              <w:bottom w:w="90" w:type="dxa"/>
-              <w:end w:w="110" w:type="dxa"/>
-            </w:tcMar>
-            <w:tcBorders>
-              <w:top w:val="single" w:sz="6" w:space="0" w:color="808080"/>
-              <w:start w:val="single" w:sz="6" w:space="0" w:color="808080"/>
-              <w:bottom w:val="single" w:sz="6" w:space="0" w:color="808080"/>
-              <w:end w:val="single" w:sz="6" w:space="0" w:color="808080"/>
-              <w:insideH w:val="single" w:sz="6" w:space="0" w:color="808080"/>
-              <w:insideV w:val="single" w:sz="6" w:space="0" w:color="808080"/>
-            </w:tcBorders>
+            <w:tcW w:type="dxa" w:w="2880"/>
             <w:vAlign w:val="center"/>
           </w:tcPr>
           <w:p>
             <w:pPr>
-              <w:spacing w:before="0" w:after="0" w:line="252" w:lineRule="auto"/>
-              <w:jc w:val="left"/>
+              <w:spacing w:after="0" w:line="240" w:lineRule="auto"/>
+              <w:jc w:val="center"/>
             </w:pPr>
             <w:r/>
             <w:r>
               <w:rPr>
-                <w:rFonts w:ascii="Times New Roman" w:hAnsi="Times New Roman" w:cs="Times New Roman"/>
+                <w:rFonts w:ascii="Times New Roman" w:hAnsi="Times New Roman" w:eastAsia="Times New Roman"/>
                 <w:b w:val="0"/>
                 <w:i w:val="0"/>
-                <w:vanish w:val="0"/>
-                <w:color w:val="000000"/>
-                <w:sz w:val="16"/>
+                <w:sz w:val="17"/>
               </w:rPr>
-              <w:t>{designApprovedDate}</w:t>
+              <w:t>{applicationDate}</w:t>
             </w:r>
           </w:p>
         </w:tc>
       </w:tr>
     </w:tbl>
-    <w:p>
-      <w:pPr>
-        <w:keepNext w:val="0"/>
-        <w:keepLines w:val="0"/>
-        <w:spacing w:before="0" w:after="20" w:line="252" w:lineRule="auto"/>
-      </w:pPr>
-    </w:p>
     <w:sectPr>
-      <w:headerReference w:type="default" r:id="rId9"/>
-      <w:footerReference w:type="default" r:id="rId10"/>
-      <w:pgSz w:w="11906" w:h="16838"/>
-      <w:pgMar w:top="1134" w:right="1134" w:bottom="1020" w:left="1134" w:header="454" w:footer="454" w:gutter="0"/>
+      <w:footerReference w:type="default" r:id="rId9"/>
+      <w:pgSz w:w="12240" w:h="15840"/>
+      <w:pgMar w:top="648" w:right="792" w:bottom="648" w:left="792" w:header="720" w:footer="720" w:gutter="0"/>
       <w:cols w:space="720"/>
       <w:docGrid w:linePitch="360"/>
     </w:sectPr>
@@ -2351,50 +1650,19 @@
   <w:p>
     <w:pPr>
       <w:pStyle w:val="Footer"/>
-      <w:spacing w:before="0" w:after="0"/>
       <w:jc w:val="center"/>
     </w:pPr>
     <w:r>
       <w:rPr>
-        <w:rFonts w:ascii="Times New Roman" w:hAnsi="Times New Roman" w:cs="Times New Roman"/>
+        <w:rFonts w:ascii="Times New Roman" w:hAnsi="Times New Roman" w:eastAsia="Times New Roman"/>
         <w:b w:val="0"/>
         <w:i w:val="0"/>
-        <w:vanish w:val="0"/>
-        <w:color w:val="666666"/>
         <w:sz w:val="17"/>
       </w:rPr>
-      <w:t xml:space="preserve">Page </w:t>
-      <w:fldChar w:fldCharType="begin"/>
-      <w:instrText xml:space="preserve"> PAGE </w:instrText>
-      <w:fldChar w:fldCharType="separate"/>
-      <w:t>1</w:t>
-      <w:fldChar w:fldCharType="end"/>
+      <w:t>Form MD-22 | Design Analysis Report</w:t>
     </w:r>
   </w:p>
 </w:ftr>
-</file>
-
-<file path=word/header1.xml><?xml version="1.0" encoding="utf-8"?>
-<w:hdr xmlns:m="http://schemas.openxmlformats.org/officeDocument/2006/math" xmlns:mc="http://schemas.openxmlformats.org/markup-compatibility/2006" xmlns:mo="http://schemas.microsoft.com/office/mac/office/2008/main" xmlns:mv="urn:schemas-microsoft-com:mac:vml" xmlns:o="urn:schemas-microsoft-com:office:office" xmlns:r="http://schemas.openxmlformats.org/officeDocument/2006/relationships" xmlns:v="urn:schemas-microsoft-com:vml" xmlns:w10="urn:schemas-microsoft-com:office:word" xmlns:w14="http://schemas.microsoft.com/office/word/2010/wordml" xmlns:w="http://schemas.openxmlformats.org/wordprocessingml/2006/main" xmlns:wne="http://schemas.microsoft.com/office/word/2006/wordml" xmlns:wp14="http://schemas.microsoft.com/office/word/2010/wordprocessingDrawing" xmlns:wp="http://schemas.openxmlformats.org/drawingml/2006/wordprocessingDrawing" xmlns:wpc="http://schemas.microsoft.com/office/word/2010/wordprocessingCanvas" xmlns:wpg="http://schemas.microsoft.com/office/word/2010/wordprocessingGroup" xmlns:wpi="http://schemas.microsoft.com/office/word/2010/wordprocessingInk" xmlns:wps="http://schemas.microsoft.com/office/word/2010/wordprocessingShape" mc:Ignorable="w14 wp14">
-  <w:p>
-    <w:pPr>
-      <w:pStyle w:val="Header"/>
-      <w:spacing w:after="0"/>
-      <w:jc w:val="right"/>
-    </w:pPr>
-    <w:r>
-      <w:rPr>
-        <w:rFonts w:ascii="Times New Roman" w:hAnsi="Times New Roman" w:cs="Times New Roman"/>
-        <w:b w:val="0"/>
-        <w:i w:val="0"/>
-        <w:vanish w:val="0"/>
-        <w:color w:val="666666"/>
-        <w:sz w:val="16"/>
-      </w:rPr>
-      <w:t>MD-22 Clinical Investigation Dossier</w:t>
-    </w:r>
-  </w:p>
-</w:hdr>
 </file>
 
 <file path=word/numbering.xml><?xml version="1.0" encoding="utf-8"?>
@@ -2761,13 +2029,11 @@
     <w:qFormat/>
     <w:rsid w:val="00FC693F"/>
     <w:pPr>
-      <w:spacing w:before="0" w:after="80" w:line="250" w:lineRule="auto"/>
+      <w:spacing w:after="0" w:line="240" w:lineRule="auto"/>
     </w:pPr>
     <w:rPr>
-      <w:rFonts w:ascii="Times New Roman" w:hAnsi="Times New Roman" w:cs="Times New Roman"/>
-      <w:b w:val="0"/>
-      <w:color w:val="000000"/>
-      <w:sz w:val="19"/>
+      <w:rFonts w:ascii="Times New Roman" w:hAnsi="Times New Roman" w:eastAsia="Times New Roman"/>
+      <w:sz w:val="20"/>
     </w:rPr>
   </w:style>
   <w:style w:type="paragraph" w:styleId="Header">
@@ -2825,15 +2091,15 @@
     <w:pPr>
       <w:keepNext/>
       <w:keepLines/>
-      <w:spacing w:before="240" w:after="100"/>
+      <w:spacing w:before="480" w:after="0"/>
       <w:outlineLvl w:val="0"/>
     </w:pPr>
     <w:rPr>
-      <w:rFonts w:asciiTheme="majorHAnsi" w:eastAsiaTheme="majorEastAsia" w:hAnsiTheme="majorHAnsi" w:cstheme="majorBidi" w:ascii="Times New Roman" w:hAnsi="Times New Roman" w:cs="Times New Roman"/>
+      <w:rFonts w:asciiTheme="majorHAnsi" w:eastAsiaTheme="majorEastAsia" w:hAnsiTheme="majorHAnsi" w:cstheme="majorBidi"/>
       <w:b/>
       <w:bCs/>
-      <w:color w:val="000000"/>
-      <w:sz w:val="26"/>
+      <w:color w:val="365F91" w:themeColor="accent1" w:themeShade="BF"/>
+      <w:sz w:val="28"/>
       <w:szCs w:val="28"/>
     </w:rPr>
   </w:style>
@@ -2849,15 +2115,15 @@
     <w:pPr>
       <w:keepNext/>
       <w:keepLines/>
-      <w:spacing w:before="180" w:after="80"/>
+      <w:spacing w:before="200" w:after="0"/>
       <w:outlineLvl w:val="1"/>
     </w:pPr>
     <w:rPr>
-      <w:rFonts w:asciiTheme="majorHAnsi" w:eastAsiaTheme="majorEastAsia" w:hAnsiTheme="majorHAnsi" w:cstheme="majorBidi" w:ascii="Times New Roman" w:hAnsi="Times New Roman" w:cs="Times New Roman"/>
+      <w:rFonts w:asciiTheme="majorHAnsi" w:eastAsiaTheme="majorEastAsia" w:hAnsiTheme="majorHAnsi" w:cstheme="majorBidi"/>
       <w:b/>
       <w:bCs/>
-      <w:color w:val="000000"/>
-      <w:sz w:val="23"/>
+      <w:color w:val="4F81BD" w:themeColor="accent1"/>
+      <w:sz w:val="26"/>
       <w:szCs w:val="26"/>
     </w:rPr>
   </w:style>
@@ -2873,15 +2139,14 @@
     <w:pPr>
       <w:keepNext/>
       <w:keepLines/>
-      <w:spacing w:before="140" w:after="60"/>
+      <w:spacing w:before="200" w:after="0"/>
       <w:outlineLvl w:val="2"/>
     </w:pPr>
     <w:rPr>
-      <w:rFonts w:asciiTheme="majorHAnsi" w:eastAsiaTheme="majorEastAsia" w:hAnsiTheme="majorHAnsi" w:cstheme="majorBidi" w:ascii="Times New Roman" w:hAnsi="Times New Roman" w:cs="Times New Roman"/>
+      <w:rFonts w:asciiTheme="majorHAnsi" w:eastAsiaTheme="majorEastAsia" w:hAnsiTheme="majorHAnsi" w:cstheme="majorBidi"/>
       <w:b/>
       <w:bCs/>
-      <w:color w:val="000000"/>
-      <w:sz w:val="21"/>
+      <w:color w:val="4F81BD" w:themeColor="accent1"/>
     </w:rPr>
   </w:style>
   <w:style w:type="paragraph" w:styleId="Heading4">

--- a/format/md-22/04_Design_Analysis_Report_Template.docx
+++ b/format/md-22/04_Design_Analysis_Report_Template.docx
@@ -34,7 +34,7 @@
     </w:p>
     <w:tbl>
       <w:tblPr>
-        <w:tblW w:type="auto" w:w="0"/>
+        <w:tblW w:w="5000" w:type="pct"/>
         <w:jc w:val="center"/>
         <w:tblLayout w:type="fixed"/>
         <w:tblLook w:firstColumn="1" w:firstRow="1" w:lastColumn="0" w:lastRow="0" w:noHBand="0" w:noVBand="1" w:val="04A0"/>
@@ -58,7 +58,7 @@
         </w:trPr>
         <w:tc>
           <w:tcPr>
-            <w:tcW w:type="dxa" w:w="3240"/>
+            <w:tcW w:w="0" w:type="auto"/>
             <w:vAlign w:val="center"/>
             <w:shd w:fill="EAEAEA"/>
           </w:tcPr>
@@ -81,7 +81,7 @@
         </w:tc>
         <w:tc>
           <w:tcPr>
-            <w:tcW w:type="dxa" w:w="9576"/>
+            <w:tcW w:w="0" w:type="auto"/>
             <w:vAlign w:val="center"/>
           </w:tcPr>
           <w:p>
@@ -108,7 +108,7 @@
         </w:trPr>
         <w:tc>
           <w:tcPr>
-            <w:tcW w:type="dxa" w:w="3240"/>
+            <w:tcW w:w="0" w:type="auto"/>
             <w:vAlign w:val="center"/>
             <w:shd w:fill="EAEAEA"/>
           </w:tcPr>
@@ -131,7 +131,7 @@
         </w:tc>
         <w:tc>
           <w:tcPr>
-            <w:tcW w:type="dxa" w:w="9576"/>
+            <w:tcW w:w="0" w:type="auto"/>
             <w:vAlign w:val="center"/>
           </w:tcPr>
           <w:p>
@@ -158,7 +158,7 @@
         </w:trPr>
         <w:tc>
           <w:tcPr>
-            <w:tcW w:type="dxa" w:w="3240"/>
+            <w:tcW w:w="0" w:type="auto"/>
             <w:vAlign w:val="center"/>
             <w:shd w:fill="EAEAEA"/>
           </w:tcPr>
@@ -181,7 +181,7 @@
         </w:tc>
         <w:tc>
           <w:tcPr>
-            <w:tcW w:type="dxa" w:w="9576"/>
+            <w:tcW w:w="0" w:type="auto"/>
             <w:vAlign w:val="center"/>
           </w:tcPr>
           <w:p>
@@ -208,7 +208,7 @@
         </w:trPr>
         <w:tc>
           <w:tcPr>
-            <w:tcW w:type="dxa" w:w="3240"/>
+            <w:tcW w:w="0" w:type="auto"/>
             <w:vAlign w:val="center"/>
             <w:shd w:fill="EAEAEA"/>
           </w:tcPr>
@@ -231,7 +231,7 @@
         </w:tc>
         <w:tc>
           <w:tcPr>
-            <w:tcW w:type="dxa" w:w="9576"/>
+            <w:tcW w:w="0" w:type="auto"/>
             <w:vAlign w:val="center"/>
           </w:tcPr>
           <w:p>
@@ -258,7 +258,7 @@
         </w:trPr>
         <w:tc>
           <w:tcPr>
-            <w:tcW w:type="dxa" w:w="3240"/>
+            <w:tcW w:w="0" w:type="auto"/>
             <w:vAlign w:val="center"/>
             <w:shd w:fill="EAEAEA"/>
           </w:tcPr>
@@ -281,7 +281,7 @@
         </w:tc>
         <w:tc>
           <w:tcPr>
-            <w:tcW w:type="dxa" w:w="9576"/>
+            <w:tcW w:w="0" w:type="auto"/>
             <w:vAlign w:val="center"/>
           </w:tcPr>
           <w:p>
@@ -308,7 +308,7 @@
         </w:trPr>
         <w:tc>
           <w:tcPr>
-            <w:tcW w:type="dxa" w:w="3240"/>
+            <w:tcW w:w="0" w:type="auto"/>
             <w:vAlign w:val="center"/>
             <w:shd w:fill="EAEAEA"/>
           </w:tcPr>
@@ -331,7 +331,7 @@
         </w:tc>
         <w:tc>
           <w:tcPr>
-            <w:tcW w:type="dxa" w:w="9576"/>
+            <w:tcW w:w="0" w:type="auto"/>
             <w:vAlign w:val="center"/>
           </w:tcPr>
           <w:p>
@@ -593,7 +593,7 @@
     </w:p>
     <w:tbl>
       <w:tblPr>
-        <w:tblW w:type="auto" w:w="0"/>
+        <w:tblW w:w="5000" w:type="pct"/>
         <w:jc w:val="center"/>
         <w:tblLayout w:type="fixed"/>
         <w:tblLook w:firstColumn="1" w:firstRow="1" w:lastColumn="0" w:lastRow="0" w:noHBand="0" w:noVBand="1" w:val="04A0"/>
@@ -620,7 +620,7 @@
         </w:trPr>
         <w:tc>
           <w:tcPr>
-            <w:tcW w:type="dxa" w:w="792"/>
+            <w:tcW w:w="0" w:type="auto"/>
             <w:vAlign w:val="center"/>
             <w:shd w:fill="E7E7E7"/>
           </w:tcPr>
@@ -643,7 +643,7 @@
         </w:tc>
         <w:tc>
           <w:tcPr>
-            <w:tcW w:type="dxa" w:w="3096"/>
+            <w:tcW w:w="0" w:type="auto"/>
             <w:vAlign w:val="center"/>
             <w:shd w:fill="E7E7E7"/>
           </w:tcPr>
@@ -666,7 +666,7 @@
         </w:tc>
         <w:tc>
           <w:tcPr>
-            <w:tcW w:type="dxa" w:w="2520"/>
+            <w:tcW w:w="0" w:type="auto"/>
             <w:vAlign w:val="center"/>
             <w:shd w:fill="E7E7E7"/>
           </w:tcPr>
@@ -689,7 +689,7 @@
         </w:tc>
         <w:tc>
           <w:tcPr>
-            <w:tcW w:type="dxa" w:w="2520"/>
+            <w:tcW w:w="0" w:type="auto"/>
             <w:vAlign w:val="center"/>
             <w:shd w:fill="E7E7E7"/>
           </w:tcPr>
@@ -712,7 +712,7 @@
         </w:tc>
         <w:tc>
           <w:tcPr>
-            <w:tcW w:type="dxa" w:w="4032"/>
+            <w:tcW w:w="0" w:type="auto"/>
             <w:vAlign w:val="center"/>
             <w:shd w:fill="E7E7E7"/>
           </w:tcPr>
@@ -740,7 +740,7 @@
         </w:trPr>
         <w:tc>
           <w:tcPr>
-            <w:tcW w:type="dxa" w:w="792"/>
+            <w:tcW w:w="0" w:type="auto"/>
             <w:vAlign w:val="center"/>
           </w:tcPr>
           <w:p>
@@ -762,7 +762,7 @@
         </w:tc>
         <w:tc>
           <w:tcPr>
-            <w:tcW w:type="dxa" w:w="3096"/>
+            <w:tcW w:w="0" w:type="auto"/>
             <w:vAlign w:val="center"/>
           </w:tcPr>
           <w:p>
@@ -784,7 +784,7 @@
         </w:tc>
         <w:tc>
           <w:tcPr>
-            <w:tcW w:type="dxa" w:w="2520"/>
+            <w:tcW w:w="0" w:type="auto"/>
             <w:vAlign w:val="center"/>
           </w:tcPr>
           <w:p>
@@ -806,7 +806,7 @@
         </w:tc>
         <w:tc>
           <w:tcPr>
-            <w:tcW w:type="dxa" w:w="2520"/>
+            <w:tcW w:w="0" w:type="auto"/>
             <w:vAlign w:val="center"/>
           </w:tcPr>
           <w:p>
@@ -828,7 +828,7 @@
         </w:tc>
         <w:tc>
           <w:tcPr>
-            <w:tcW w:type="dxa" w:w="4032"/>
+            <w:tcW w:w="0" w:type="auto"/>
             <w:vAlign w:val="center"/>
           </w:tcPr>
           <w:p>
@@ -866,7 +866,7 @@
     </w:p>
     <w:tbl>
       <w:tblPr>
-        <w:tblW w:type="auto" w:w="0"/>
+        <w:tblW w:w="5000" w:type="pct"/>
         <w:jc w:val="center"/>
         <w:tblLayout w:type="fixed"/>
         <w:tblLook w:firstColumn="1" w:firstRow="1" w:lastColumn="0" w:lastRow="0" w:noHBand="0" w:noVBand="1" w:val="04A0"/>
@@ -893,7 +893,7 @@
         </w:trPr>
         <w:tc>
           <w:tcPr>
-            <w:tcW w:type="dxa" w:w="792"/>
+            <w:tcW w:w="0" w:type="auto"/>
             <w:vAlign w:val="center"/>
             <w:shd w:fill="E7E7E7"/>
           </w:tcPr>
@@ -916,7 +916,7 @@
         </w:tc>
         <w:tc>
           <w:tcPr>
-            <w:tcW w:type="dxa" w:w="3168"/>
+            <w:tcW w:w="0" w:type="auto"/>
             <w:vAlign w:val="center"/>
             <w:shd w:fill="E7E7E7"/>
           </w:tcPr>
@@ -939,7 +939,7 @@
         </w:tc>
         <w:tc>
           <w:tcPr>
-            <w:tcW w:type="dxa" w:w="2880"/>
+            <w:tcW w:w="0" w:type="auto"/>
             <w:vAlign w:val="center"/>
             <w:shd w:fill="E7E7E7"/>
           </w:tcPr>
@@ -962,7 +962,7 @@
         </w:tc>
         <w:tc>
           <w:tcPr>
-            <w:tcW w:type="dxa" w:w="2376"/>
+            <w:tcW w:w="0" w:type="auto"/>
             <w:vAlign w:val="center"/>
             <w:shd w:fill="E7E7E7"/>
           </w:tcPr>
@@ -985,7 +985,7 @@
         </w:tc>
         <w:tc>
           <w:tcPr>
-            <w:tcW w:type="dxa" w:w="3744"/>
+            <w:tcW w:w="0" w:type="auto"/>
             <w:vAlign w:val="center"/>
             <w:shd w:fill="E7E7E7"/>
           </w:tcPr>
@@ -1013,7 +1013,7 @@
         </w:trPr>
         <w:tc>
           <w:tcPr>
-            <w:tcW w:type="dxa" w:w="792"/>
+            <w:tcW w:w="0" w:type="auto"/>
             <w:vAlign w:val="center"/>
           </w:tcPr>
           <w:p>
@@ -1035,7 +1035,7 @@
         </w:tc>
         <w:tc>
           <w:tcPr>
-            <w:tcW w:type="dxa" w:w="3168"/>
+            <w:tcW w:w="0" w:type="auto"/>
             <w:vAlign w:val="center"/>
           </w:tcPr>
           <w:p>
@@ -1057,7 +1057,7 @@
         </w:tc>
         <w:tc>
           <w:tcPr>
-            <w:tcW w:type="dxa" w:w="2880"/>
+            <w:tcW w:w="0" w:type="auto"/>
             <w:vAlign w:val="center"/>
           </w:tcPr>
           <w:p>
@@ -1079,7 +1079,7 @@
         </w:tc>
         <w:tc>
           <w:tcPr>
-            <w:tcW w:type="dxa" w:w="2376"/>
+            <w:tcW w:w="0" w:type="auto"/>
             <w:vAlign w:val="center"/>
           </w:tcPr>
           <w:p>
@@ -1101,7 +1101,7 @@
         </w:tc>
         <w:tc>
           <w:tcPr>
-            <w:tcW w:type="dxa" w:w="3744"/>
+            <w:tcW w:w="0" w:type="auto"/>
             <w:vAlign w:val="center"/>
           </w:tcPr>
           <w:p>
@@ -1237,7 +1237,7 @@
     </w:p>
     <w:tbl>
       <w:tblPr>
-        <w:tblW w:type="auto" w:w="0"/>
+        <w:tblW w:w="5000" w:type="pct"/>
         <w:jc w:val="center"/>
         <w:tblLayout w:type="fixed"/>
         <w:tblLook w:firstColumn="1" w:firstRow="1" w:lastColumn="0" w:lastRow="0" w:noHBand="0" w:noVBand="1" w:val="04A0"/>
@@ -1263,7 +1263,7 @@
         </w:trPr>
         <w:tc>
           <w:tcPr>
-            <w:tcW w:type="dxa" w:w="1800"/>
+            <w:tcW w:w="0" w:type="auto"/>
             <w:vAlign w:val="center"/>
             <w:shd w:fill="E7E7E7"/>
           </w:tcPr>
@@ -1286,7 +1286,7 @@
         </w:tc>
         <w:tc>
           <w:tcPr>
-            <w:tcW w:type="dxa" w:w="4608"/>
+            <w:tcW w:w="0" w:type="auto"/>
             <w:vAlign w:val="center"/>
             <w:shd w:fill="E7E7E7"/>
           </w:tcPr>
@@ -1309,7 +1309,7 @@
         </w:tc>
         <w:tc>
           <w:tcPr>
-            <w:tcW w:type="dxa" w:w="3168"/>
+            <w:tcW w:w="0" w:type="auto"/>
             <w:vAlign w:val="center"/>
             <w:shd w:fill="E7E7E7"/>
           </w:tcPr>
@@ -1332,7 +1332,7 @@
         </w:tc>
         <w:tc>
           <w:tcPr>
-            <w:tcW w:type="dxa" w:w="2880"/>
+            <w:tcW w:w="0" w:type="auto"/>
             <w:vAlign w:val="center"/>
             <w:shd w:fill="E7E7E7"/>
           </w:tcPr>
@@ -1360,7 +1360,7 @@
         </w:trPr>
         <w:tc>
           <w:tcPr>
-            <w:tcW w:type="dxa" w:w="1800"/>
+            <w:tcW w:w="0" w:type="auto"/>
             <w:vAlign w:val="center"/>
           </w:tcPr>
           <w:p>
@@ -1382,7 +1382,7 @@
         </w:tc>
         <w:tc>
           <w:tcPr>
-            <w:tcW w:type="dxa" w:w="4608"/>
+            <w:tcW w:w="0" w:type="auto"/>
             <w:vAlign w:val="center"/>
           </w:tcPr>
           <w:p>
@@ -1404,7 +1404,7 @@
         </w:tc>
         <w:tc>
           <w:tcPr>
-            <w:tcW w:type="dxa" w:w="3168"/>
+            <w:tcW w:w="0" w:type="auto"/>
             <w:vAlign w:val="center"/>
           </w:tcPr>
           <w:p>
@@ -1426,7 +1426,7 @@
         </w:tc>
         <w:tc>
           <w:tcPr>
-            <w:tcW w:type="dxa" w:w="2880"/>
+            <w:tcW w:w="0" w:type="auto"/>
             <w:vAlign w:val="center"/>
           </w:tcPr>
           <w:p>
@@ -1453,7 +1453,7 @@
         </w:trPr>
         <w:tc>
           <w:tcPr>
-            <w:tcW w:type="dxa" w:w="1800"/>
+            <w:tcW w:w="0" w:type="auto"/>
             <w:vAlign w:val="center"/>
           </w:tcPr>
           <w:p>
@@ -1475,7 +1475,7 @@
         </w:tc>
         <w:tc>
           <w:tcPr>
-            <w:tcW w:type="dxa" w:w="4608"/>
+            <w:tcW w:w="0" w:type="auto"/>
             <w:vAlign w:val="center"/>
           </w:tcPr>
           <w:p>
@@ -1497,7 +1497,7 @@
         </w:tc>
         <w:tc>
           <w:tcPr>
-            <w:tcW w:type="dxa" w:w="3168"/>
+            <w:tcW w:w="0" w:type="auto"/>
             <w:vAlign w:val="center"/>
           </w:tcPr>
           <w:p>
@@ -1519,7 +1519,7 @@
         </w:tc>
         <w:tc>
           <w:tcPr>
-            <w:tcW w:type="dxa" w:w="2880"/>
+            <w:tcW w:w="0" w:type="auto"/>
             <w:vAlign w:val="center"/>
           </w:tcPr>
           <w:p>
@@ -1546,7 +1546,7 @@
         </w:trPr>
         <w:tc>
           <w:tcPr>
-            <w:tcW w:type="dxa" w:w="1800"/>
+            <w:tcW w:w="0" w:type="auto"/>
             <w:vAlign w:val="center"/>
           </w:tcPr>
           <w:p>
@@ -1568,7 +1568,7 @@
         </w:tc>
         <w:tc>
           <w:tcPr>
-            <w:tcW w:type="dxa" w:w="4608"/>
+            <w:tcW w:w="0" w:type="auto"/>
             <w:vAlign w:val="center"/>
           </w:tcPr>
           <w:p>
@@ -1590,7 +1590,7 @@
         </w:tc>
         <w:tc>
           <w:tcPr>
-            <w:tcW w:type="dxa" w:w="3168"/>
+            <w:tcW w:w="0" w:type="auto"/>
             <w:vAlign w:val="center"/>
           </w:tcPr>
           <w:p>
@@ -1612,7 +1612,7 @@
         </w:tc>
         <w:tc>
           <w:tcPr>
-            <w:tcW w:type="dxa" w:w="2880"/>
+            <w:tcW w:w="0" w:type="auto"/>
             <w:vAlign w:val="center"/>
           </w:tcPr>
           <w:p>
